--- a/course-2_semester-2/LOIS/lab-2/lois-2.docx
+++ b/course-2_semester-2/LOIS/lab-2/lois-2.docx
@@ -229,7 +229,14 @@
           <w:sz w:val="28"/>
           <w:szCs w:val="28"/>
         </w:rPr>
-        <w:t>14</w:t>
+        <w:t>1</w:t>
+      </w:r>
+      <w:r>
+        <w:rPr>
+          <w:sz w:val="28"/>
+          <w:szCs w:val="28"/>
+        </w:rPr>
+        <w:t>0</w:t>
       </w:r>
     </w:p>
     <w:p>
@@ -659,7 +666,22 @@
           <w:szCs w:val="28"/>
         </w:rPr>
         <w:tab/>
-        <w:t>Ивашенко В.П.</w:t>
+      </w:r>
+      <w:proofErr w:type="spellStart"/>
+      <w:r>
+        <w:rPr>
+          <w:sz w:val="28"/>
+          <w:szCs w:val="28"/>
+        </w:rPr>
+        <w:t>Ивашенко</w:t>
+      </w:r>
+      <w:proofErr w:type="spellEnd"/>
+      <w:r>
+        <w:rPr>
+          <w:sz w:val="28"/>
+          <w:szCs w:val="28"/>
+        </w:rPr>
+        <w:t xml:space="preserve"> В.П.</w:t>
       </w:r>
     </w:p>
     <w:p>
@@ -756,11 +778,6 @@
       </w:pPr>
     </w:p>
     <w:p>
-      <w:pPr>
-        <w:rPr>
-          <w:lang w:val="en-US"/>
-        </w:rPr>
-      </w:pPr>
       <w:r>
         <w:rPr>
           <w:b/>
@@ -784,7 +801,7 @@
       <w:pPr>
         <w:pStyle w:val="a3"/>
         <w:rPr>
-          <w:lang w:val="en-US" w:eastAsia="ru-BY"/>
+          <w:lang w:eastAsia="ru-BY"/>
         </w:rPr>
       </w:pPr>
       <w:r>
@@ -1181,7 +1198,25 @@
           <w:sz w:val="24"/>
           <w:szCs w:val="24"/>
         </w:rPr>
-        <w:t>&lt;оператор&gt;::= ‘is’ | '=' | ‘==' | ’\=' | ’&gt;=' | ’=&lt;’ | ‘=\=' | ‘=:=’</w:t>
+        <w:t>&lt;оператор&gt;::= ‘</w:t>
+      </w:r>
+      <w:proofErr w:type="spellStart"/>
+      <w:r>
+        <w:rPr>
+          <w:rFonts w:ascii="Times New Roman" w:eastAsia="Times New Roman" w:hAnsi="Times New Roman" w:cs="Times New Roman"/>
+          <w:sz w:val="24"/>
+          <w:szCs w:val="24"/>
+        </w:rPr>
+        <w:t>is</w:t>
+      </w:r>
+      <w:proofErr w:type="spellEnd"/>
+      <w:r>
+        <w:rPr>
+          <w:rFonts w:ascii="Times New Roman" w:eastAsia="Times New Roman" w:hAnsi="Times New Roman" w:cs="Times New Roman"/>
+          <w:sz w:val="24"/>
+          <w:szCs w:val="24"/>
+        </w:rPr>
+        <w:t>’ | '=' | ‘==' | ’\=' | ’&gt;=' | ’=&lt;’ | ‘=\=' | ‘=:=’</w:t>
       </w:r>
     </w:p>
     <w:p>
@@ -1216,7 +1251,6 @@
         <w:rPr>
           <w:sz w:val="22"/>
           <w:szCs w:val="22"/>
-          <w:lang w:val="en-US"/>
         </w:rPr>
       </w:pPr>
       <w:r>
@@ -1255,7 +1289,21 @@
         <w:rPr>
           <w:color w:val="000000"/>
         </w:rPr>
-        <w:t xml:space="preserve">рамках лабораторной работы средствами языка Prolog был реализован алгоритм, решающий </w:t>
+        <w:t xml:space="preserve">рамках лабораторной работы средствами языка </w:t>
+      </w:r>
+      <w:proofErr w:type="spellStart"/>
+      <w:r>
+        <w:rPr>
+          <w:color w:val="000000"/>
+        </w:rPr>
+        <w:t>Prolog</w:t>
+      </w:r>
+      <w:proofErr w:type="spellEnd"/>
+      <w:r>
+        <w:rPr>
+          <w:color w:val="000000"/>
+        </w:rPr>
+        <w:t xml:space="preserve"> был реализован алгоритм, решающий </w:t>
       </w:r>
       <w:r>
         <w:rPr>
@@ -1297,7 +1345,6 @@
           <w:bCs/>
           <w:sz w:val="28"/>
           <w:szCs w:val="28"/>
-          <w:lang w:val="en-US"/>
         </w:rPr>
       </w:pPr>
       <w:r>
@@ -1316,7 +1363,6 @@
           <w:bCs/>
           <w:sz w:val="28"/>
           <w:szCs w:val="28"/>
-          <w:lang w:val="en-US"/>
         </w:rPr>
         <w:t>:</w:t>
       </w:r>
@@ -1328,7 +1374,6 @@
           <w:bCs/>
           <w:sz w:val="28"/>
           <w:szCs w:val="28"/>
-          <w:lang w:val="en-US"/>
         </w:rPr>
       </w:pPr>
     </w:p>
@@ -1359,7 +1404,49 @@
         <w:rPr>
           <w:lang w:val="ru-BY"/>
         </w:rPr>
-        <w:t>a) use_module(library(clpfd))</w:t>
+        <w:t xml:space="preserve">a) </w:t>
+      </w:r>
+      <w:proofErr w:type="spellStart"/>
+      <w:r>
+        <w:rPr>
+          <w:lang w:val="ru-BY"/>
+        </w:rPr>
+        <w:t>use_module</w:t>
+      </w:r>
+      <w:proofErr w:type="spellEnd"/>
+      <w:r>
+        <w:rPr>
+          <w:lang w:val="ru-BY"/>
+        </w:rPr>
+        <w:t>(</w:t>
+      </w:r>
+      <w:proofErr w:type="spellStart"/>
+      <w:r>
+        <w:rPr>
+          <w:lang w:val="ru-BY"/>
+        </w:rPr>
+        <w:t>library</w:t>
+      </w:r>
+      <w:proofErr w:type="spellEnd"/>
+      <w:r>
+        <w:rPr>
+          <w:lang w:val="ru-BY"/>
+        </w:rPr>
+        <w:t>(</w:t>
+      </w:r>
+      <w:proofErr w:type="spellStart"/>
+      <w:r>
+        <w:rPr>
+          <w:lang w:val="ru-BY"/>
+        </w:rPr>
+        <w:t>clpfd</w:t>
+      </w:r>
+      <w:proofErr w:type="spellEnd"/>
+      <w:r>
+        <w:rPr>
+          <w:lang w:val="ru-BY"/>
+        </w:rPr>
+        <w:t>))</w:t>
       </w:r>
       <w:r>
         <w:rPr>
@@ -1379,54 +1466,194 @@
         <w:rPr>
           <w:lang w:val="ru-BY"/>
         </w:rPr>
-        <w:t>b) length(List, N)</w:t>
+        <w:t xml:space="preserve">b) </w:t>
+      </w:r>
+      <w:proofErr w:type="spellStart"/>
+      <w:r>
+        <w:rPr>
+          <w:lang w:val="ru-BY"/>
+        </w:rPr>
+        <w:t>length</w:t>
+      </w:r>
+      <w:proofErr w:type="spellEnd"/>
+      <w:r>
+        <w:rPr>
+          <w:lang w:val="ru-BY"/>
+        </w:rPr>
+        <w:t>(List, N)</w:t>
       </w:r>
       <w:r>
         <w:rPr>
           <w:lang w:val="ru-BY"/>
         </w:rPr>
         <w:br/>
-        <w:t>Истинно, если список List имеет длину N. Используется для создания списка Puzzle длиной 16 элементов</w:t>
-      </w:r>
-    </w:p>
-    <w:p>
-      <w:pPr>
-        <w:rPr>
-          <w:lang w:val="ru-BY"/>
-        </w:rPr>
-      </w:pPr>
-      <w:r>
-        <w:rPr>
-          <w:lang w:val="ru-BY"/>
-        </w:rPr>
-        <w:t>c) Puzzle ins Domain</w:t>
+        <w:t xml:space="preserve">Истинно, если список List имеет длину N. Используется для создания списка </w:t>
+      </w:r>
+      <w:proofErr w:type="spellStart"/>
+      <w:r>
+        <w:rPr>
+          <w:lang w:val="ru-BY"/>
+        </w:rPr>
+        <w:t>Puzzle</w:t>
+      </w:r>
+      <w:proofErr w:type="spellEnd"/>
+      <w:r>
+        <w:rPr>
+          <w:lang w:val="ru-BY"/>
+        </w:rPr>
+        <w:t xml:space="preserve"> длиной 16 элементов</w:t>
+      </w:r>
+    </w:p>
+    <w:p>
+      <w:pPr>
+        <w:rPr>
+          <w:lang w:val="ru-BY"/>
+        </w:rPr>
+      </w:pPr>
+      <w:r>
+        <w:rPr>
+          <w:lang w:val="ru-BY"/>
+        </w:rPr>
+        <w:t xml:space="preserve">c) </w:t>
+      </w:r>
+      <w:proofErr w:type="spellStart"/>
+      <w:r>
+        <w:rPr>
+          <w:lang w:val="ru-BY"/>
+        </w:rPr>
+        <w:t>Puzzle</w:t>
+      </w:r>
+      <w:proofErr w:type="spellEnd"/>
+      <w:r>
+        <w:rPr>
+          <w:lang w:val="ru-BY"/>
+        </w:rPr>
+        <w:t xml:space="preserve"> </w:t>
+      </w:r>
+      <w:proofErr w:type="spellStart"/>
+      <w:r>
+        <w:rPr>
+          <w:lang w:val="ru-BY"/>
+        </w:rPr>
+        <w:t>ins</w:t>
+      </w:r>
+      <w:proofErr w:type="spellEnd"/>
+      <w:r>
+        <w:rPr>
+          <w:lang w:val="ru-BY"/>
+        </w:rPr>
+        <w:t xml:space="preserve"> Domain</w:t>
       </w:r>
       <w:r>
         <w:rPr>
           <w:lang w:val="ru-BY"/>
         </w:rPr>
         <w:br/>
-        <w:t>Ограничивает значения элементов списка Puzzle заданным доменом (1..4). Указывает, что каждая переменная в Puzzle принимает значения от 1 до 4</w:t>
-      </w:r>
-    </w:p>
-    <w:p>
-      <w:pPr>
-        <w:rPr>
-          <w:lang w:val="ru-BY"/>
-        </w:rPr>
-      </w:pPr>
-      <w:r>
-        <w:rPr>
-          <w:lang w:val="ru-BY"/>
-        </w:rPr>
-        <w:t>d) maplist(Predicate, List)</w:t>
+        <w:t xml:space="preserve">Ограничивает значения элементов списка </w:t>
+      </w:r>
+      <w:proofErr w:type="spellStart"/>
+      <w:r>
+        <w:rPr>
+          <w:lang w:val="ru-BY"/>
+        </w:rPr>
+        <w:t>Puzzle</w:t>
+      </w:r>
+      <w:proofErr w:type="spellEnd"/>
+      <w:r>
+        <w:rPr>
+          <w:lang w:val="ru-BY"/>
+        </w:rPr>
+        <w:t xml:space="preserve"> заданным доменом (1..4). Указывает, что каждая переменная в </w:t>
+      </w:r>
+      <w:proofErr w:type="spellStart"/>
+      <w:r>
+        <w:rPr>
+          <w:lang w:val="ru-BY"/>
+        </w:rPr>
+        <w:t>Puzzle</w:t>
+      </w:r>
+      <w:proofErr w:type="spellEnd"/>
+      <w:r>
+        <w:rPr>
+          <w:lang w:val="ru-BY"/>
+        </w:rPr>
+        <w:t xml:space="preserve"> принимает значения от 1 до 4</w:t>
+      </w:r>
+    </w:p>
+    <w:p>
+      <w:pPr>
+        <w:rPr>
+          <w:lang w:val="ru-BY"/>
+        </w:rPr>
+      </w:pPr>
+      <w:r>
+        <w:rPr>
+          <w:lang w:val="ru-BY"/>
+        </w:rPr>
+        <w:t xml:space="preserve">d) </w:t>
+      </w:r>
+      <w:proofErr w:type="spellStart"/>
+      <w:r>
+        <w:rPr>
+          <w:lang w:val="ru-BY"/>
+        </w:rPr>
+        <w:t>maplist</w:t>
+      </w:r>
+      <w:proofErr w:type="spellEnd"/>
+      <w:r>
+        <w:rPr>
+          <w:lang w:val="ru-BY"/>
+        </w:rPr>
+        <w:t>(</w:t>
+      </w:r>
+      <w:proofErr w:type="spellStart"/>
+      <w:r>
+        <w:rPr>
+          <w:lang w:val="ru-BY"/>
+        </w:rPr>
+        <w:t>Predicate</w:t>
+      </w:r>
+      <w:proofErr w:type="spellEnd"/>
+      <w:r>
+        <w:rPr>
+          <w:lang w:val="ru-BY"/>
+        </w:rPr>
+        <w:t>, List)</w:t>
       </w:r>
       <w:r>
         <w:rPr>
           <w:lang w:val="ru-BY"/>
         </w:rPr>
         <w:br/>
-        <w:t>Применяет предикат Predicate к каждому элементу списка List. Используется для применения all_distinct к строкам, столбцам и блокам</w:t>
+        <w:t xml:space="preserve">Применяет предикат </w:t>
+      </w:r>
+      <w:proofErr w:type="spellStart"/>
+      <w:r>
+        <w:rPr>
+          <w:lang w:val="ru-BY"/>
+        </w:rPr>
+        <w:t>Predicate</w:t>
+      </w:r>
+      <w:proofErr w:type="spellEnd"/>
+      <w:r>
+        <w:rPr>
+          <w:lang w:val="ru-BY"/>
+        </w:rPr>
+        <w:t xml:space="preserve"> к каждому элементу списка List. Используется для применения </w:t>
+      </w:r>
+      <w:proofErr w:type="spellStart"/>
+      <w:r>
+        <w:rPr>
+          <w:lang w:val="ru-BY"/>
+        </w:rPr>
+        <w:t>all_distinct</w:t>
+      </w:r>
+      <w:proofErr w:type="spellEnd"/>
+      <w:r>
+        <w:rPr>
+          <w:lang w:val="ru-BY"/>
+        </w:rPr>
+        <w:t xml:space="preserve"> к строкам, столбцам и блокам</w:t>
       </w:r>
     </w:p>
     <w:p>
@@ -1440,7 +1667,21 @@
           <w:lang w:val="ru-BY"/>
         </w:rPr>
         <w:lastRenderedPageBreak/>
-        <w:t>e) all_distinct(List)</w:t>
+        <w:t xml:space="preserve">e) </w:t>
+      </w:r>
+      <w:proofErr w:type="spellStart"/>
+      <w:r>
+        <w:rPr>
+          <w:lang w:val="ru-BY"/>
+        </w:rPr>
+        <w:t>all_distinct</w:t>
+      </w:r>
+      <w:proofErr w:type="spellEnd"/>
+      <w:r>
+        <w:rPr>
+          <w:lang w:val="ru-BY"/>
+        </w:rPr>
+        <w:t>(List)</w:t>
       </w:r>
       <w:r>
         <w:rPr>
@@ -1460,7 +1701,35 @@
         <w:rPr>
           <w:lang w:val="ru-BY"/>
         </w:rPr>
-        <w:t>f) transpose(Matrix, Transposed)</w:t>
+        <w:t xml:space="preserve">f) </w:t>
+      </w:r>
+      <w:proofErr w:type="spellStart"/>
+      <w:r>
+        <w:rPr>
+          <w:lang w:val="ru-BY"/>
+        </w:rPr>
+        <w:t>transpose</w:t>
+      </w:r>
+      <w:proofErr w:type="spellEnd"/>
+      <w:r>
+        <w:rPr>
+          <w:lang w:val="ru-BY"/>
+        </w:rPr>
+        <w:t xml:space="preserve">(Matrix, </w:t>
+      </w:r>
+      <w:proofErr w:type="spellStart"/>
+      <w:r>
+        <w:rPr>
+          <w:lang w:val="ru-BY"/>
+        </w:rPr>
+        <w:t>Transposed</w:t>
+      </w:r>
+      <w:proofErr w:type="spellEnd"/>
+      <w:r>
+        <w:rPr>
+          <w:lang w:val="ru-BY"/>
+        </w:rPr>
+        <w:t>)</w:t>
       </w:r>
       <w:r>
         <w:rPr>
@@ -1480,7 +1749,35 @@
         <w:rPr>
           <w:lang w:val="ru-BY"/>
         </w:rPr>
-        <w:t>g) label(Variables)</w:t>
+        <w:t xml:space="preserve">g) </w:t>
+      </w:r>
+      <w:proofErr w:type="spellStart"/>
+      <w:r>
+        <w:rPr>
+          <w:lang w:val="ru-BY"/>
+        </w:rPr>
+        <w:t>label</w:t>
+      </w:r>
+      <w:proofErr w:type="spellEnd"/>
+      <w:r>
+        <w:rPr>
+          <w:lang w:val="ru-BY"/>
+        </w:rPr>
+        <w:t>(</w:t>
+      </w:r>
+      <w:proofErr w:type="spellStart"/>
+      <w:r>
+        <w:rPr>
+          <w:lang w:val="ru-BY"/>
+        </w:rPr>
+        <w:t>Variables</w:t>
+      </w:r>
+      <w:proofErr w:type="spellEnd"/>
+      <w:r>
+        <w:rPr>
+          <w:lang w:val="ru-BY"/>
+        </w:rPr>
+        <w:t>)</w:t>
       </w:r>
       <w:r>
         <w:rPr>
@@ -1500,14 +1797,98 @@
         <w:rPr>
           <w:lang w:val="ru-BY"/>
         </w:rPr>
-        <w:t>h) format(FormatString, Arguments)</w:t>
+        <w:t xml:space="preserve">h) </w:t>
+      </w:r>
+      <w:proofErr w:type="spellStart"/>
+      <w:r>
+        <w:rPr>
+          <w:lang w:val="ru-BY"/>
+        </w:rPr>
+        <w:t>format</w:t>
+      </w:r>
+      <w:proofErr w:type="spellEnd"/>
+      <w:r>
+        <w:rPr>
+          <w:lang w:val="ru-BY"/>
+        </w:rPr>
+        <w:t>(</w:t>
+      </w:r>
+      <w:proofErr w:type="spellStart"/>
+      <w:r>
+        <w:rPr>
+          <w:lang w:val="ru-BY"/>
+        </w:rPr>
+        <w:t>FormatString</w:t>
+      </w:r>
+      <w:proofErr w:type="spellEnd"/>
+      <w:r>
+        <w:rPr>
+          <w:lang w:val="ru-BY"/>
+        </w:rPr>
+        <w:t xml:space="preserve">, </w:t>
+      </w:r>
+      <w:proofErr w:type="spellStart"/>
+      <w:r>
+        <w:rPr>
+          <w:lang w:val="ru-BY"/>
+        </w:rPr>
+        <w:t>Arguments</w:t>
+      </w:r>
+      <w:proofErr w:type="spellEnd"/>
+      <w:r>
+        <w:rPr>
+          <w:lang w:val="ru-BY"/>
+        </w:rPr>
+        <w:t>)</w:t>
       </w:r>
       <w:r>
         <w:rPr>
           <w:lang w:val="ru-BY"/>
         </w:rPr>
         <w:br/>
-        <w:t>Выводит отформатированную строку, подставляя элементы из списка Arguments в строку FormatString. Используется в print_solution для вывода решения</w:t>
+        <w:t xml:space="preserve">Выводит отформатированную строку, подставляя элементы из списка </w:t>
+      </w:r>
+      <w:proofErr w:type="spellStart"/>
+      <w:r>
+        <w:rPr>
+          <w:lang w:val="ru-BY"/>
+        </w:rPr>
+        <w:t>Arguments</w:t>
+      </w:r>
+      <w:proofErr w:type="spellEnd"/>
+      <w:r>
+        <w:rPr>
+          <w:lang w:val="ru-BY"/>
+        </w:rPr>
+        <w:t xml:space="preserve"> в строку </w:t>
+      </w:r>
+      <w:proofErr w:type="spellStart"/>
+      <w:r>
+        <w:rPr>
+          <w:lang w:val="ru-BY"/>
+        </w:rPr>
+        <w:t>FormatString</w:t>
+      </w:r>
+      <w:proofErr w:type="spellEnd"/>
+      <w:r>
+        <w:rPr>
+          <w:lang w:val="ru-BY"/>
+        </w:rPr>
+        <w:t xml:space="preserve">. Используется в </w:t>
+      </w:r>
+      <w:proofErr w:type="spellStart"/>
+      <w:r>
+        <w:rPr>
+          <w:lang w:val="ru-BY"/>
+        </w:rPr>
+        <w:t>print_solution</w:t>
+      </w:r>
+      <w:proofErr w:type="spellEnd"/>
+      <w:r>
+        <w:rPr>
+          <w:lang w:val="ru-BY"/>
+        </w:rPr>
+        <w:t xml:space="preserve"> для вывода решения</w:t>
       </w:r>
     </w:p>
     <w:p>
@@ -1544,8 +1925,16 @@
         <w:rPr>
           <w:lang w:val="ru-BY"/>
         </w:rPr>
-        <w:t>a) Puzzle</w:t>
-      </w:r>
+        <w:t xml:space="preserve">a) </w:t>
+      </w:r>
+      <w:proofErr w:type="spellStart"/>
+      <w:r>
+        <w:rPr>
+          <w:lang w:val="ru-BY"/>
+        </w:rPr>
+        <w:t>Puzzle</w:t>
+      </w:r>
+      <w:proofErr w:type="spellEnd"/>
       <w:r>
         <w:rPr>
           <w:lang w:val="ru-BY"/>
@@ -1564,8 +1953,16 @@
         <w:rPr>
           <w:lang w:val="ru-BY"/>
         </w:rPr>
-        <w:t>b) Rows</w:t>
-      </w:r>
+        <w:t xml:space="preserve">b) </w:t>
+      </w:r>
+      <w:proofErr w:type="spellStart"/>
+      <w:r>
+        <w:rPr>
+          <w:lang w:val="ru-BY"/>
+        </w:rPr>
+        <w:t>Rows</w:t>
+      </w:r>
+      <w:proofErr w:type="spellEnd"/>
       <w:r>
         <w:rPr>
           <w:lang w:val="ru-BY"/>
@@ -1584,28 +1981,66 @@
         <w:rPr>
           <w:lang w:val="ru-BY"/>
         </w:rPr>
-        <w:t>c) Cols</w:t>
-      </w:r>
+        <w:t xml:space="preserve">c) </w:t>
+      </w:r>
+      <w:proofErr w:type="spellStart"/>
+      <w:r>
+        <w:rPr>
+          <w:lang w:val="ru-BY"/>
+        </w:rPr>
+        <w:t>Cols</w:t>
+      </w:r>
+      <w:proofErr w:type="spellEnd"/>
       <w:r>
         <w:rPr>
           <w:lang w:val="ru-BY"/>
         </w:rPr>
         <w:br/>
-        <w:t>Список столбцов, полученный транспонированием Rows с помощью предиката transpose</w:t>
-      </w:r>
-    </w:p>
-    <w:p>
-      <w:pPr>
-        <w:rPr>
-          <w:lang w:val="ru-BY"/>
-        </w:rPr>
-      </w:pPr>
-      <w:r>
-        <w:rPr>
-          <w:lang w:val="ru-BY"/>
-        </w:rPr>
-        <w:t>d) Blocks</w:t>
-      </w:r>
+        <w:t xml:space="preserve">Список столбцов, полученный транспонированием </w:t>
+      </w:r>
+      <w:proofErr w:type="spellStart"/>
+      <w:r>
+        <w:rPr>
+          <w:lang w:val="ru-BY"/>
+        </w:rPr>
+        <w:t>Rows</w:t>
+      </w:r>
+      <w:proofErr w:type="spellEnd"/>
+      <w:r>
+        <w:rPr>
+          <w:lang w:val="ru-BY"/>
+        </w:rPr>
+        <w:t xml:space="preserve"> с помощью предиката </w:t>
+      </w:r>
+      <w:proofErr w:type="spellStart"/>
+      <w:r>
+        <w:rPr>
+          <w:lang w:val="ru-BY"/>
+        </w:rPr>
+        <w:t>transpose</w:t>
+      </w:r>
+      <w:proofErr w:type="spellEnd"/>
+    </w:p>
+    <w:p>
+      <w:pPr>
+        <w:rPr>
+          <w:lang w:val="ru-BY"/>
+        </w:rPr>
+      </w:pPr>
+      <w:r>
+        <w:rPr>
+          <w:lang w:val="ru-BY"/>
+        </w:rPr>
+        <w:t xml:space="preserve">d) </w:t>
+      </w:r>
+      <w:proofErr w:type="spellStart"/>
+      <w:r>
+        <w:rPr>
+          <w:lang w:val="ru-BY"/>
+        </w:rPr>
+        <w:t>Blocks</w:t>
+      </w:r>
+      <w:proofErr w:type="spellEnd"/>
       <w:r>
         <w:rPr>
           <w:lang w:val="ru-BY"/>
@@ -1648,54 +2083,258 @@
         <w:rPr>
           <w:lang w:val="ru-BY"/>
         </w:rPr>
-        <w:t>a) sudoku4x4(Puzzle)</w:t>
+        <w:t>a) sudoku4x4(</w:t>
+      </w:r>
+      <w:proofErr w:type="spellStart"/>
+      <w:r>
+        <w:rPr>
+          <w:lang w:val="ru-BY"/>
+        </w:rPr>
+        <w:t>Puzzle</w:t>
+      </w:r>
+      <w:proofErr w:type="spellEnd"/>
+      <w:r>
+        <w:rPr>
+          <w:lang w:val="ru-BY"/>
+        </w:rPr>
+        <w:t>)</w:t>
       </w:r>
       <w:r>
         <w:rPr>
           <w:lang w:val="ru-BY"/>
         </w:rPr>
         <w:br/>
-        <w:t>Основное правило для решения задачи судоку 4x4. Устанавливает длину списка Puzzle равной 16, задает домен значений 1..4, разбивает Puzzle на строки, применяет all_distinct к строкам, столбцам и блокам, вызывает label для нахождения решения, выводит решение с помощью print_solution</w:t>
-      </w:r>
-    </w:p>
-    <w:p>
-      <w:pPr>
-        <w:rPr>
-          <w:lang w:val="ru-BY"/>
-        </w:rPr>
-      </w:pPr>
-      <w:r>
-        <w:rPr>
-          <w:lang w:val="ru-BY"/>
-        </w:rPr>
-        <w:t>b) blocks(Rows, Blocks)</w:t>
+        <w:t xml:space="preserve">Основное правило для решения задачи судоку 4x4. Устанавливает длину списка </w:t>
+      </w:r>
+      <w:proofErr w:type="spellStart"/>
+      <w:r>
+        <w:rPr>
+          <w:lang w:val="ru-BY"/>
+        </w:rPr>
+        <w:t>Puzzle</w:t>
+      </w:r>
+      <w:proofErr w:type="spellEnd"/>
+      <w:r>
+        <w:rPr>
+          <w:lang w:val="ru-BY"/>
+        </w:rPr>
+        <w:t xml:space="preserve"> равной 16, задает домен значений 1..4, разбивает </w:t>
+      </w:r>
+      <w:proofErr w:type="spellStart"/>
+      <w:r>
+        <w:rPr>
+          <w:lang w:val="ru-BY"/>
+        </w:rPr>
+        <w:t>Puzzle</w:t>
+      </w:r>
+      <w:proofErr w:type="spellEnd"/>
+      <w:r>
+        <w:rPr>
+          <w:lang w:val="ru-BY"/>
+        </w:rPr>
+        <w:t xml:space="preserve"> на строки, применяет </w:t>
+      </w:r>
+      <w:proofErr w:type="spellStart"/>
+      <w:r>
+        <w:rPr>
+          <w:lang w:val="ru-BY"/>
+        </w:rPr>
+        <w:t>all_distinct</w:t>
+      </w:r>
+      <w:proofErr w:type="spellEnd"/>
+      <w:r>
+        <w:rPr>
+          <w:lang w:val="ru-BY"/>
+        </w:rPr>
+        <w:t xml:space="preserve"> к строкам, столбцам и блокам, вызывает </w:t>
+      </w:r>
+      <w:proofErr w:type="spellStart"/>
+      <w:r>
+        <w:rPr>
+          <w:lang w:val="ru-BY"/>
+        </w:rPr>
+        <w:t>label</w:t>
+      </w:r>
+      <w:proofErr w:type="spellEnd"/>
+      <w:r>
+        <w:rPr>
+          <w:lang w:val="ru-BY"/>
+        </w:rPr>
+        <w:t xml:space="preserve"> для нахождения решения, выводит решение с помощью </w:t>
+      </w:r>
+      <w:proofErr w:type="spellStart"/>
+      <w:r>
+        <w:rPr>
+          <w:lang w:val="ru-BY"/>
+        </w:rPr>
+        <w:t>print_solution</w:t>
+      </w:r>
+      <w:proofErr w:type="spellEnd"/>
+    </w:p>
+    <w:p>
+      <w:pPr>
+        <w:rPr>
+          <w:lang w:val="ru-BY"/>
+        </w:rPr>
+      </w:pPr>
+      <w:r>
+        <w:rPr>
+          <w:lang w:val="ru-BY"/>
+        </w:rPr>
+        <w:t xml:space="preserve">b) </w:t>
+      </w:r>
+      <w:proofErr w:type="spellStart"/>
+      <w:r>
+        <w:rPr>
+          <w:lang w:val="ru-BY"/>
+        </w:rPr>
+        <w:t>blocks</w:t>
+      </w:r>
+      <w:proofErr w:type="spellEnd"/>
+      <w:r>
+        <w:rPr>
+          <w:lang w:val="ru-BY"/>
+        </w:rPr>
+        <w:t>(</w:t>
+      </w:r>
+      <w:proofErr w:type="spellStart"/>
+      <w:r>
+        <w:rPr>
+          <w:lang w:val="ru-BY"/>
+        </w:rPr>
+        <w:t>Rows</w:t>
+      </w:r>
+      <w:proofErr w:type="spellEnd"/>
+      <w:r>
+        <w:rPr>
+          <w:lang w:val="ru-BY"/>
+        </w:rPr>
+        <w:t xml:space="preserve">, </w:t>
+      </w:r>
+      <w:proofErr w:type="spellStart"/>
+      <w:r>
+        <w:rPr>
+          <w:lang w:val="ru-BY"/>
+        </w:rPr>
+        <w:t>Blocks</w:t>
+      </w:r>
+      <w:proofErr w:type="spellEnd"/>
+      <w:r>
+        <w:rPr>
+          <w:lang w:val="ru-BY"/>
+        </w:rPr>
+        <w:t>)</w:t>
       </w:r>
       <w:r>
         <w:rPr>
           <w:lang w:val="ru-BY"/>
         </w:rPr>
         <w:br/>
-        <w:t>Определяет четыре блока 2x2 для судоку 4x4. Принимает список строк Rows, формирует список блоков Blocks [[A1,A2,B1,B2], [A3,A4,B3,B4], [C1,C2,D1,D2], [C3,C4,D3,D4]], используется для проверки уникальности значений в каждом блоке</w:t>
-      </w:r>
-    </w:p>
-    <w:p>
-      <w:pPr>
-        <w:rPr>
-          <w:lang w:val="ru-BY"/>
-        </w:rPr>
-      </w:pPr>
-      <w:r>
-        <w:rPr>
-          <w:lang w:val="ru-BY"/>
-        </w:rPr>
-        <w:t>c) print_solution(Rows)</w:t>
+        <w:t xml:space="preserve">Определяет четыре блока 2x2 для судоку 4x4. Принимает список строк </w:t>
+      </w:r>
+      <w:proofErr w:type="spellStart"/>
+      <w:r>
+        <w:rPr>
+          <w:lang w:val="ru-BY"/>
+        </w:rPr>
+        <w:t>Rows</w:t>
+      </w:r>
+      <w:proofErr w:type="spellEnd"/>
+      <w:r>
+        <w:rPr>
+          <w:lang w:val="ru-BY"/>
+        </w:rPr>
+        <w:t xml:space="preserve">, формирует список блоков </w:t>
+      </w:r>
+      <w:proofErr w:type="spellStart"/>
+      <w:r>
+        <w:rPr>
+          <w:lang w:val="ru-BY"/>
+        </w:rPr>
+        <w:t>Blocks</w:t>
+      </w:r>
+      <w:proofErr w:type="spellEnd"/>
+      <w:r>
+        <w:rPr>
+          <w:lang w:val="ru-BY"/>
+        </w:rPr>
+        <w:t xml:space="preserve"> [[A1,A2,B1,B2], [A3,A4,B3,B4], [C1,C2,D1,D2], [C3,C4,D3,D4]], используется для проверки уникальности значений в каждом блоке</w:t>
+      </w:r>
+    </w:p>
+    <w:p>
+      <w:pPr>
+        <w:rPr>
+          <w:lang w:val="ru-BY"/>
+        </w:rPr>
+      </w:pPr>
+      <w:r>
+        <w:rPr>
+          <w:lang w:val="ru-BY"/>
+        </w:rPr>
+        <w:t xml:space="preserve">c) </w:t>
+      </w:r>
+      <w:proofErr w:type="spellStart"/>
+      <w:r>
+        <w:rPr>
+          <w:lang w:val="ru-BY"/>
+        </w:rPr>
+        <w:t>print_solution</w:t>
+      </w:r>
+      <w:proofErr w:type="spellEnd"/>
+      <w:r>
+        <w:rPr>
+          <w:lang w:val="ru-BY"/>
+        </w:rPr>
+        <w:t>(</w:t>
+      </w:r>
+      <w:proofErr w:type="spellStart"/>
+      <w:r>
+        <w:rPr>
+          <w:lang w:val="ru-BY"/>
+        </w:rPr>
+        <w:t>Rows</w:t>
+      </w:r>
+      <w:proofErr w:type="spellEnd"/>
+      <w:r>
+        <w:rPr>
+          <w:lang w:val="ru-BY"/>
+        </w:rPr>
+        <w:t>)</w:t>
       </w:r>
       <w:r>
         <w:rPr>
           <w:lang w:val="ru-BY"/>
         </w:rPr>
         <w:br/>
-        <w:t>Выводит решение судоку в читаемом формате. Принимает список строк Rows [[R1], [R2], [R3], [R4]], использует format для вывода каждой строки в консоль с переносом строки</w:t>
+        <w:t xml:space="preserve">Выводит решение судоку в читаемом формате. Принимает список строк </w:t>
+      </w:r>
+      <w:proofErr w:type="spellStart"/>
+      <w:r>
+        <w:rPr>
+          <w:lang w:val="ru-BY"/>
+        </w:rPr>
+        <w:t>Rows</w:t>
+      </w:r>
+      <w:proofErr w:type="spellEnd"/>
+      <w:r>
+        <w:rPr>
+          <w:lang w:val="ru-BY"/>
+        </w:rPr>
+        <w:t xml:space="preserve"> [[R1], [R2], [R3], [R4]], использует </w:t>
+      </w:r>
+      <w:proofErr w:type="spellStart"/>
+      <w:r>
+        <w:rPr>
+          <w:lang w:val="ru-BY"/>
+        </w:rPr>
+        <w:t>format</w:t>
+      </w:r>
+      <w:proofErr w:type="spellEnd"/>
+      <w:r>
+        <w:rPr>
+          <w:lang w:val="ru-BY"/>
+        </w:rPr>
+        <w:t xml:space="preserve"> для вывода каждой строки в консоль с переносом строки</w:t>
       </w:r>
     </w:p>
     <w:p/>
@@ -1703,7 +2342,6 @@
       <w:pPr>
         <w:suppressAutoHyphens w:val="0"/>
         <w:spacing w:before="240" w:after="240"/>
-        <w:ind w:firstLine="426"/>
         <w:jc w:val="both"/>
         <w:rPr>
           <w:b/>
@@ -1822,11 +2460,19 @@
           <w:lang w:val="ru-BY"/>
         </w:rPr>
       </w:pPr>
-      <w:r>
-        <w:rPr>
-          <w:lang w:val="ru-BY"/>
-        </w:rPr>
-        <w:t>Puzzle(x) - x является решением судоку</w:t>
+      <w:proofErr w:type="spellStart"/>
+      <w:r>
+        <w:rPr>
+          <w:lang w:val="ru-BY"/>
+        </w:rPr>
+        <w:t>Puzzle</w:t>
+      </w:r>
+      <w:proofErr w:type="spellEnd"/>
+      <w:r>
+        <w:rPr>
+          <w:lang w:val="ru-BY"/>
+        </w:rPr>
+        <w:t>(x) - x является решением судоку</w:t>
       </w:r>
     </w:p>
     <w:p>
@@ -1839,11 +2485,19 @@
           <w:lang w:val="ru-BY"/>
         </w:rPr>
       </w:pPr>
-      <w:r>
-        <w:rPr>
-          <w:lang w:val="ru-BY"/>
-        </w:rPr>
-        <w:t>Length(x, y) - длина списка x равна y</w:t>
+      <w:proofErr w:type="spellStart"/>
+      <w:r>
+        <w:rPr>
+          <w:lang w:val="ru-BY"/>
+        </w:rPr>
+        <w:t>Length</w:t>
+      </w:r>
+      <w:proofErr w:type="spellEnd"/>
+      <w:r>
+        <w:rPr>
+          <w:lang w:val="ru-BY"/>
+        </w:rPr>
+        <w:t>(x, y) - длина списка x равна y</w:t>
       </w:r>
     </w:p>
     <w:p>
@@ -1856,11 +2510,19 @@
           <w:lang w:val="ru-BY"/>
         </w:rPr>
       </w:pPr>
-      <w:r>
-        <w:rPr>
-          <w:lang w:val="ru-BY"/>
-        </w:rPr>
-        <w:t>Ins(x, y) - элементы списка x принадлежат диапазону y</w:t>
+      <w:proofErr w:type="spellStart"/>
+      <w:r>
+        <w:rPr>
+          <w:lang w:val="ru-BY"/>
+        </w:rPr>
+        <w:t>Ins</w:t>
+      </w:r>
+      <w:proofErr w:type="spellEnd"/>
+      <w:r>
+        <w:rPr>
+          <w:lang w:val="ru-BY"/>
+        </w:rPr>
+        <w:t>(x, y) - элементы списка x принадлежат диапазону y</w:t>
       </w:r>
     </w:p>
     <w:p>
@@ -1873,11 +2535,19 @@
           <w:lang w:val="ru-BY"/>
         </w:rPr>
       </w:pPr>
-      <w:r>
-        <w:rPr>
-          <w:lang w:val="ru-BY"/>
-        </w:rPr>
-        <w:t>All_distinct(x) - все элементы списка x различны</w:t>
+      <w:proofErr w:type="spellStart"/>
+      <w:r>
+        <w:rPr>
+          <w:lang w:val="ru-BY"/>
+        </w:rPr>
+        <w:t>All_distinct</w:t>
+      </w:r>
+      <w:proofErr w:type="spellEnd"/>
+      <w:r>
+        <w:rPr>
+          <w:lang w:val="ru-BY"/>
+        </w:rPr>
+        <w:t>(x) - все элементы списка x различны</w:t>
       </w:r>
     </w:p>
     <w:p>
@@ -1890,11 +2560,19 @@
           <w:lang w:val="ru-BY"/>
         </w:rPr>
       </w:pPr>
-      <w:r>
-        <w:rPr>
-          <w:lang w:val="ru-BY"/>
-        </w:rPr>
-        <w:t>Transpose(x, y) - y является транспонированной матрицей x</w:t>
+      <w:proofErr w:type="spellStart"/>
+      <w:r>
+        <w:rPr>
+          <w:lang w:val="ru-BY"/>
+        </w:rPr>
+        <w:t>Transpose</w:t>
+      </w:r>
+      <w:proofErr w:type="spellEnd"/>
+      <w:r>
+        <w:rPr>
+          <w:lang w:val="ru-BY"/>
+        </w:rPr>
+        <w:t>(x, y) - y является транспонированной матрицей x</w:t>
       </w:r>
     </w:p>
     <w:p>
@@ -1907,11 +2585,19 @@
           <w:lang w:val="ru-BY"/>
         </w:rPr>
       </w:pPr>
-      <w:r>
-        <w:rPr>
-          <w:lang w:val="ru-BY"/>
-        </w:rPr>
-        <w:t>Blocks(x, y) - y содержит блоки 2×2 матрицы x</w:t>
+      <w:proofErr w:type="spellStart"/>
+      <w:r>
+        <w:rPr>
+          <w:lang w:val="ru-BY"/>
+        </w:rPr>
+        <w:t>Blocks</w:t>
+      </w:r>
+      <w:proofErr w:type="spellEnd"/>
+      <w:r>
+        <w:rPr>
+          <w:lang w:val="ru-BY"/>
+        </w:rPr>
+        <w:t>(x, y) - y содержит блоки 2×2 матрицы x</w:t>
       </w:r>
     </w:p>
     <w:p>
@@ -1942,11 +2628,19 @@
           <w:lang w:val="ru-BY"/>
         </w:rPr>
       </w:pPr>
-      <w:r>
-        <w:rPr>
-          <w:lang w:val="ru-BY"/>
-        </w:rPr>
-        <w:t>Print_solution(x) - выводит решение x</w:t>
+      <w:proofErr w:type="spellStart"/>
+      <w:r>
+        <w:rPr>
+          <w:lang w:val="ru-BY"/>
+        </w:rPr>
+        <w:t>Print_solution</w:t>
+      </w:r>
+      <w:proofErr w:type="spellEnd"/>
+      <w:r>
+        <w:rPr>
+          <w:lang w:val="ru-BY"/>
+        </w:rPr>
+        <w:t>(x) - выводит решение x</w:t>
       </w:r>
     </w:p>
     <w:p>
@@ -1996,7 +2690,35 @@
         <w:rPr>
           <w:lang w:val="ru-BY"/>
         </w:rPr>
-        <w:t>x (Puzzle(x) → Length(x, 16))</w:t>
+        <w:t>x (</w:t>
+      </w:r>
+      <w:proofErr w:type="spellStart"/>
+      <w:r>
+        <w:rPr>
+          <w:lang w:val="ru-BY"/>
+        </w:rPr>
+        <w:t>Puzzle</w:t>
+      </w:r>
+      <w:proofErr w:type="spellEnd"/>
+      <w:r>
+        <w:rPr>
+          <w:lang w:val="ru-BY"/>
+        </w:rPr>
+        <w:t xml:space="preserve">(x) → </w:t>
+      </w:r>
+      <w:proofErr w:type="spellStart"/>
+      <w:r>
+        <w:rPr>
+          <w:lang w:val="ru-BY"/>
+        </w:rPr>
+        <w:t>Length</w:t>
+      </w:r>
+      <w:proofErr w:type="spellEnd"/>
+      <w:r>
+        <w:rPr>
+          <w:lang w:val="ru-BY"/>
+        </w:rPr>
+        <w:t>(x, 16))</w:t>
       </w:r>
     </w:p>
     <w:p>
@@ -2025,7 +2747,35 @@
         <w:rPr>
           <w:lang w:val="ru-BY"/>
         </w:rPr>
-        <w:t>x (Puzzle(x) → Ins(x, [1..4]))</w:t>
+        <w:t>x (</w:t>
+      </w:r>
+      <w:proofErr w:type="spellStart"/>
+      <w:r>
+        <w:rPr>
+          <w:lang w:val="ru-BY"/>
+        </w:rPr>
+        <w:t>Puzzle</w:t>
+      </w:r>
+      <w:proofErr w:type="spellEnd"/>
+      <w:r>
+        <w:rPr>
+          <w:lang w:val="ru-BY"/>
+        </w:rPr>
+        <w:t xml:space="preserve">(x) → </w:t>
+      </w:r>
+      <w:proofErr w:type="spellStart"/>
+      <w:r>
+        <w:rPr>
+          <w:lang w:val="ru-BY"/>
+        </w:rPr>
+        <w:t>Ins</w:t>
+      </w:r>
+      <w:proofErr w:type="spellEnd"/>
+      <w:r>
+        <w:rPr>
+          <w:lang w:val="ru-BY"/>
+        </w:rPr>
+        <w:t>(x, [1..4]))</w:t>
       </w:r>
     </w:p>
     <w:p>
@@ -2054,7 +2804,21 @@
         <w:rPr>
           <w:lang w:val="ru-BY"/>
         </w:rPr>
-        <w:t>x (Puzzle(x) → x = [a1,a2,a3,a4,b1,b2,b3,b4,c1,c2,c3,c4,d1,d2,d3,d4])</w:t>
+        <w:t>x (</w:t>
+      </w:r>
+      <w:proofErr w:type="spellStart"/>
+      <w:r>
+        <w:rPr>
+          <w:lang w:val="ru-BY"/>
+        </w:rPr>
+        <w:t>Puzzle</w:t>
+      </w:r>
+      <w:proofErr w:type="spellEnd"/>
+      <w:r>
+        <w:rPr>
+          <w:lang w:val="ru-BY"/>
+        </w:rPr>
+        <w:t>(x) → x = [a1,a2,a3,a4,b1,b2,b3,b4,c1,c2,c3,c4,d1,d2,d3,d4])</w:t>
       </w:r>
     </w:p>
     <w:p>
@@ -2083,7 +2847,35 @@
         <w:rPr>
           <w:lang w:val="ru-BY"/>
         </w:rPr>
-        <w:t>x (Puzzle(x) → Rows = [[a1,a2,a3,a4], [b1,b2,b3,b4], [c1,c2,c3,c4], [d1,d2,d3,d4]])</w:t>
+        <w:t>x (</w:t>
+      </w:r>
+      <w:proofErr w:type="spellStart"/>
+      <w:r>
+        <w:rPr>
+          <w:lang w:val="ru-BY"/>
+        </w:rPr>
+        <w:t>Puzzle</w:t>
+      </w:r>
+      <w:proofErr w:type="spellEnd"/>
+      <w:r>
+        <w:rPr>
+          <w:lang w:val="ru-BY"/>
+        </w:rPr>
+        <w:t xml:space="preserve">(x) → </w:t>
+      </w:r>
+      <w:proofErr w:type="spellStart"/>
+      <w:r>
+        <w:rPr>
+          <w:lang w:val="ru-BY"/>
+        </w:rPr>
+        <w:t>Rows</w:t>
+      </w:r>
+      <w:proofErr w:type="spellEnd"/>
+      <w:r>
+        <w:rPr>
+          <w:lang w:val="ru-BY"/>
+        </w:rPr>
+        <w:t xml:space="preserve"> = [[a1,a2,a3,a4], [b1,b2,b3,b4], [c1,c2,c3,c4], [d1,d2,d3,d4]])</w:t>
       </w:r>
     </w:p>
     <w:p>
@@ -2112,7 +2904,21 @@
         <w:rPr>
           <w:lang w:val="ru-BY"/>
         </w:rPr>
-        <w:t xml:space="preserve">x (Puzzle(x) → </w:t>
+        <w:t>x (</w:t>
+      </w:r>
+      <w:proofErr w:type="spellStart"/>
+      <w:r>
+        <w:rPr>
+          <w:lang w:val="ru-BY"/>
+        </w:rPr>
+        <w:t>Puzzle</w:t>
+      </w:r>
+      <w:proofErr w:type="spellEnd"/>
+      <w:r>
+        <w:rPr>
+          <w:lang w:val="ru-BY"/>
+        </w:rPr>
+        <w:t xml:space="preserve">(x) → </w:t>
       </w:r>
       <w:r>
         <w:rPr>
@@ -2125,7 +2931,49 @@
         <w:rPr>
           <w:lang w:val="ru-BY"/>
         </w:rPr>
-        <w:t>r (Member(r, Rows) → All_distinct(r)))</w:t>
+        <w:t>r (</w:t>
+      </w:r>
+      <w:proofErr w:type="spellStart"/>
+      <w:r>
+        <w:rPr>
+          <w:lang w:val="ru-BY"/>
+        </w:rPr>
+        <w:t>Member</w:t>
+      </w:r>
+      <w:proofErr w:type="spellEnd"/>
+      <w:r>
+        <w:rPr>
+          <w:lang w:val="ru-BY"/>
+        </w:rPr>
+        <w:t xml:space="preserve">(r, </w:t>
+      </w:r>
+      <w:proofErr w:type="spellStart"/>
+      <w:r>
+        <w:rPr>
+          <w:lang w:val="ru-BY"/>
+        </w:rPr>
+        <w:t>Rows</w:t>
+      </w:r>
+      <w:proofErr w:type="spellEnd"/>
+      <w:r>
+        <w:rPr>
+          <w:lang w:val="ru-BY"/>
+        </w:rPr>
+        <w:t xml:space="preserve">) → </w:t>
+      </w:r>
+      <w:proofErr w:type="spellStart"/>
+      <w:r>
+        <w:rPr>
+          <w:lang w:val="ru-BY"/>
+        </w:rPr>
+        <w:t>All_distinct</w:t>
+      </w:r>
+      <w:proofErr w:type="spellEnd"/>
+      <w:r>
+        <w:rPr>
+          <w:lang w:val="ru-BY"/>
+        </w:rPr>
+        <w:t>(r)))</w:t>
       </w:r>
     </w:p>
     <w:p>
@@ -2154,7 +3002,63 @@
         <w:rPr>
           <w:lang w:val="ru-BY"/>
         </w:rPr>
-        <w:t xml:space="preserve">x (Puzzle(x) → Transpose(Rows, Cols) </w:t>
+        <w:t>x (</w:t>
+      </w:r>
+      <w:proofErr w:type="spellStart"/>
+      <w:r>
+        <w:rPr>
+          <w:lang w:val="ru-BY"/>
+        </w:rPr>
+        <w:t>Puzzle</w:t>
+      </w:r>
+      <w:proofErr w:type="spellEnd"/>
+      <w:r>
+        <w:rPr>
+          <w:lang w:val="ru-BY"/>
+        </w:rPr>
+        <w:t xml:space="preserve">(x) → </w:t>
+      </w:r>
+      <w:proofErr w:type="spellStart"/>
+      <w:r>
+        <w:rPr>
+          <w:lang w:val="ru-BY"/>
+        </w:rPr>
+        <w:t>Transpose</w:t>
+      </w:r>
+      <w:proofErr w:type="spellEnd"/>
+      <w:r>
+        <w:rPr>
+          <w:lang w:val="ru-BY"/>
+        </w:rPr>
+        <w:t>(</w:t>
+      </w:r>
+      <w:proofErr w:type="spellStart"/>
+      <w:r>
+        <w:rPr>
+          <w:lang w:val="ru-BY"/>
+        </w:rPr>
+        <w:t>Rows</w:t>
+      </w:r>
+      <w:proofErr w:type="spellEnd"/>
+      <w:r>
+        <w:rPr>
+          <w:lang w:val="ru-BY"/>
+        </w:rPr>
+        <w:t xml:space="preserve">, </w:t>
+      </w:r>
+      <w:proofErr w:type="spellStart"/>
+      <w:r>
+        <w:rPr>
+          <w:lang w:val="ru-BY"/>
+        </w:rPr>
+        <w:t>Cols</w:t>
+      </w:r>
+      <w:proofErr w:type="spellEnd"/>
+      <w:r>
+        <w:rPr>
+          <w:lang w:val="ru-BY"/>
+        </w:rPr>
+        <w:t xml:space="preserve">) </w:t>
       </w:r>
       <w:r>
         <w:rPr>
@@ -2180,7 +3084,49 @@
         <w:rPr>
           <w:lang w:val="ru-BY"/>
         </w:rPr>
-        <w:t>c (Member(c, Cols) → All_distinct(c)))</w:t>
+        <w:t>c (</w:t>
+      </w:r>
+      <w:proofErr w:type="spellStart"/>
+      <w:r>
+        <w:rPr>
+          <w:lang w:val="ru-BY"/>
+        </w:rPr>
+        <w:t>Member</w:t>
+      </w:r>
+      <w:proofErr w:type="spellEnd"/>
+      <w:r>
+        <w:rPr>
+          <w:lang w:val="ru-BY"/>
+        </w:rPr>
+        <w:t xml:space="preserve">(c, </w:t>
+      </w:r>
+      <w:proofErr w:type="spellStart"/>
+      <w:r>
+        <w:rPr>
+          <w:lang w:val="ru-BY"/>
+        </w:rPr>
+        <w:t>Cols</w:t>
+      </w:r>
+      <w:proofErr w:type="spellEnd"/>
+      <w:r>
+        <w:rPr>
+          <w:lang w:val="ru-BY"/>
+        </w:rPr>
+        <w:t xml:space="preserve">) → </w:t>
+      </w:r>
+      <w:proofErr w:type="spellStart"/>
+      <w:r>
+        <w:rPr>
+          <w:lang w:val="ru-BY"/>
+        </w:rPr>
+        <w:t>All_distinct</w:t>
+      </w:r>
+      <w:proofErr w:type="spellEnd"/>
+      <w:r>
+        <w:rPr>
+          <w:lang w:val="ru-BY"/>
+        </w:rPr>
+        <w:t>(c)))</w:t>
       </w:r>
     </w:p>
     <w:p>
@@ -2209,7 +3155,63 @@
         <w:rPr>
           <w:lang w:val="ru-BY"/>
         </w:rPr>
-        <w:t xml:space="preserve">x (Puzzle(x) → Blocks(Rows, Blocks) </w:t>
+        <w:t>x (</w:t>
+      </w:r>
+      <w:proofErr w:type="spellStart"/>
+      <w:r>
+        <w:rPr>
+          <w:lang w:val="ru-BY"/>
+        </w:rPr>
+        <w:t>Puzzle</w:t>
+      </w:r>
+      <w:proofErr w:type="spellEnd"/>
+      <w:r>
+        <w:rPr>
+          <w:lang w:val="ru-BY"/>
+        </w:rPr>
+        <w:t xml:space="preserve">(x) → </w:t>
+      </w:r>
+      <w:proofErr w:type="spellStart"/>
+      <w:r>
+        <w:rPr>
+          <w:lang w:val="ru-BY"/>
+        </w:rPr>
+        <w:t>Blocks</w:t>
+      </w:r>
+      <w:proofErr w:type="spellEnd"/>
+      <w:r>
+        <w:rPr>
+          <w:lang w:val="ru-BY"/>
+        </w:rPr>
+        <w:t>(</w:t>
+      </w:r>
+      <w:proofErr w:type="spellStart"/>
+      <w:r>
+        <w:rPr>
+          <w:lang w:val="ru-BY"/>
+        </w:rPr>
+        <w:t>Rows</w:t>
+      </w:r>
+      <w:proofErr w:type="spellEnd"/>
+      <w:r>
+        <w:rPr>
+          <w:lang w:val="ru-BY"/>
+        </w:rPr>
+        <w:t xml:space="preserve">, </w:t>
+      </w:r>
+      <w:proofErr w:type="spellStart"/>
+      <w:r>
+        <w:rPr>
+          <w:lang w:val="ru-BY"/>
+        </w:rPr>
+        <w:t>Blocks</w:t>
+      </w:r>
+      <w:proofErr w:type="spellEnd"/>
+      <w:r>
+        <w:rPr>
+          <w:lang w:val="ru-BY"/>
+        </w:rPr>
+        <w:t xml:space="preserve">) </w:t>
       </w:r>
       <w:r>
         <w:rPr>
@@ -2235,7 +3237,49 @@
         <w:rPr>
           <w:lang w:val="ru-BY"/>
         </w:rPr>
-        <w:t>b (Member(b, Blocks) → All_distinct(b)))</w:t>
+        <w:t>b (</w:t>
+      </w:r>
+      <w:proofErr w:type="spellStart"/>
+      <w:r>
+        <w:rPr>
+          <w:lang w:val="ru-BY"/>
+        </w:rPr>
+        <w:t>Member</w:t>
+      </w:r>
+      <w:proofErr w:type="spellEnd"/>
+      <w:r>
+        <w:rPr>
+          <w:lang w:val="ru-BY"/>
+        </w:rPr>
+        <w:t xml:space="preserve">(b, </w:t>
+      </w:r>
+      <w:proofErr w:type="spellStart"/>
+      <w:r>
+        <w:rPr>
+          <w:lang w:val="ru-BY"/>
+        </w:rPr>
+        <w:t>Blocks</w:t>
+      </w:r>
+      <w:proofErr w:type="spellEnd"/>
+      <w:r>
+        <w:rPr>
+          <w:lang w:val="ru-BY"/>
+        </w:rPr>
+        <w:t xml:space="preserve">) → </w:t>
+      </w:r>
+      <w:proofErr w:type="spellStart"/>
+      <w:r>
+        <w:rPr>
+          <w:lang w:val="ru-BY"/>
+        </w:rPr>
+        <w:t>All_distinct</w:t>
+      </w:r>
+      <w:proofErr w:type="spellEnd"/>
+      <w:r>
+        <w:rPr>
+          <w:lang w:val="ru-BY"/>
+        </w:rPr>
+        <w:t>(b)))</w:t>
       </w:r>
     </w:p>
     <w:p>
@@ -2264,7 +3308,21 @@
         <w:rPr>
           <w:lang w:val="ru-BY"/>
         </w:rPr>
-        <w:t>x (Puzzle(x) → Label(x))</w:t>
+        <w:t>x (</w:t>
+      </w:r>
+      <w:proofErr w:type="spellStart"/>
+      <w:r>
+        <w:rPr>
+          <w:lang w:val="ru-BY"/>
+        </w:rPr>
+        <w:t>Puzzle</w:t>
+      </w:r>
+      <w:proofErr w:type="spellEnd"/>
+      <w:r>
+        <w:rPr>
+          <w:lang w:val="ru-BY"/>
+        </w:rPr>
+        <w:t>(x) → Label(x))</w:t>
       </w:r>
     </w:p>
     <w:p>
@@ -2293,7 +3351,49 @@
         <w:rPr>
           <w:lang w:val="ru-BY"/>
         </w:rPr>
-        <w:t>x (Puzzle(x) → Print_solution(Rows)))</w:t>
+        <w:t>x (</w:t>
+      </w:r>
+      <w:proofErr w:type="spellStart"/>
+      <w:r>
+        <w:rPr>
+          <w:lang w:val="ru-BY"/>
+        </w:rPr>
+        <w:t>Puzzle</w:t>
+      </w:r>
+      <w:proofErr w:type="spellEnd"/>
+      <w:r>
+        <w:rPr>
+          <w:lang w:val="ru-BY"/>
+        </w:rPr>
+        <w:t xml:space="preserve">(x) → </w:t>
+      </w:r>
+      <w:proofErr w:type="spellStart"/>
+      <w:r>
+        <w:rPr>
+          <w:lang w:val="ru-BY"/>
+        </w:rPr>
+        <w:t>Print_solution</w:t>
+      </w:r>
+      <w:proofErr w:type="spellEnd"/>
+      <w:r>
+        <w:rPr>
+          <w:lang w:val="ru-BY"/>
+        </w:rPr>
+        <w:t>(</w:t>
+      </w:r>
+      <w:proofErr w:type="spellStart"/>
+      <w:r>
+        <w:rPr>
+          <w:lang w:val="ru-BY"/>
+        </w:rPr>
+        <w:t>Rows</w:t>
+      </w:r>
+      <w:proofErr w:type="spellEnd"/>
+      <w:r>
+        <w:rPr>
+          <w:lang w:val="ru-BY"/>
+        </w:rPr>
+        <w:t>)))</w:t>
       </w:r>
     </w:p>
     <w:p>
@@ -2690,7 +3790,6 @@
           <w:bCs/>
           <w:sz w:val="28"/>
           <w:szCs w:val="28"/>
-          <w:lang w:val="en-US"/>
         </w:rPr>
       </w:pPr>
     </w:p>
@@ -2701,37 +3800,16 @@
           <w:bCs/>
           <w:sz w:val="28"/>
           <w:szCs w:val="28"/>
-          <w:lang w:val="en-US"/>
-        </w:rPr>
-      </w:pPr>
-    </w:p>
-    <w:p>
-      <w:pPr>
+        </w:rPr>
+      </w:pPr>
+      <w:r>
         <w:rPr>
           <w:b/>
           <w:bCs/>
           <w:sz w:val="28"/>
           <w:szCs w:val="28"/>
-          <w:lang w:val="en-US"/>
-        </w:rPr>
-      </w:pPr>
-    </w:p>
-    <w:p>
-      <w:pPr>
-        <w:rPr>
-          <w:b/>
-          <w:bCs/>
-          <w:sz w:val="28"/>
-          <w:szCs w:val="28"/>
-        </w:rPr>
-      </w:pPr>
-      <w:r>
-        <w:rPr>
-          <w:b/>
-          <w:bCs/>
-          <w:sz w:val="28"/>
-          <w:szCs w:val="28"/>
-        </w:rPr>
+        </w:rPr>
+        <w:lastRenderedPageBreak/>
         <w:t>Пример выполнения:</w:t>
       </w:r>
     </w:p>
@@ -2986,6 +4064,7 @@
           <w:bCs/>
           <w:sz w:val="28"/>
           <w:szCs w:val="28"/>
+          <w:lang w:val="ru-RU"/>
         </w:rPr>
       </w:pPr>
       <w:r>
@@ -2997,6 +4076,7 @@
           <w:szCs w:val="28"/>
           <w:lang w:val="ru-RU"/>
         </w:rPr>
+        <w:lastRenderedPageBreak/>
         <w:t>Дерево вывода</w:t>
       </w:r>
       <w:r>
@@ -3006,6 +4086,7 @@
           <w:bCs/>
           <w:sz w:val="28"/>
           <w:szCs w:val="28"/>
+          <w:lang w:val="ru-RU"/>
         </w:rPr>
         <w:t>:</w:t>
       </w:r>
@@ -3019,6 +4100,7 @@
           <w:bCs/>
           <w:sz w:val="28"/>
           <w:szCs w:val="28"/>
+          <w:lang w:val="ru-RU"/>
         </w:rPr>
       </w:pPr>
     </w:p>
@@ -3033,12 +4115,13 @@
       <w:r>
         <w:rPr>
           <w:color w:val="000000"/>
+          <w:lang w:val="en-US"/>
         </w:rPr>
         <w:drawing>
-          <wp:inline distT="0" distB="0" distL="0" distR="0" wp14:anchorId="703F5444" wp14:editId="728D1932">
-            <wp:extent cx="3543795" cy="6525536"/>
-            <wp:effectExtent l="0" t="0" r="0" b="8890"/>
-            <wp:docPr id="1227496326" name="Рисунок 1" descr="Изображение выглядит как текст, снимок экрана, Шрифт, диаграмма&#10;&#10;Содержимое, созданное искусственным интеллектом, может быть неверным."/>
+          <wp:inline distT="0" distB="0" distL="0" distR="0" wp14:anchorId="5ECA1B32" wp14:editId="69F1B713">
+            <wp:extent cx="7648931" cy="6031066"/>
+            <wp:effectExtent l="8890" t="0" r="0" b="0"/>
+            <wp:docPr id="2108791404" name="Рисунок 1"/>
             <wp:cNvGraphicFramePr>
               <a:graphicFrameLocks xmlns:a="http://schemas.openxmlformats.org/drawingml/2006/main" noChangeAspect="1"/>
             </wp:cNvGraphicFramePr>
@@ -3046,7 +4129,7 @@
               <a:graphicData uri="http://schemas.openxmlformats.org/drawingml/2006/picture">
                 <pic:pic xmlns:pic="http://schemas.openxmlformats.org/drawingml/2006/picture">
                   <pic:nvPicPr>
-                    <pic:cNvPr id="1227496326" name="Рисунок 1" descr="Изображение выглядит как текст, снимок экрана, Шрифт, диаграмма&#10;&#10;Содержимое, созданное искусственным интеллектом, может быть неверным."/>
+                    <pic:cNvPr id="2108791404" name=""/>
                     <pic:cNvPicPr/>
                   </pic:nvPicPr>
                   <pic:blipFill>
@@ -3056,9 +4139,9 @@
                     </a:stretch>
                   </pic:blipFill>
                   <pic:spPr>
-                    <a:xfrm>
+                    <a:xfrm rot="5400000">
                       <a:off x="0" y="0"/>
-                      <a:ext cx="3543795" cy="6525536"/>
+                      <a:ext cx="7665451" cy="6044092"/>
                     </a:xfrm>
                     <a:prstGeom prst="rect">
                       <a:avLst/>
@@ -3076,13 +4159,7 @@
         <w:jc w:val="center"/>
       </w:pPr>
       <w:r>
-        <w:t xml:space="preserve">Рис. </w:t>
-      </w:r>
-      <w:r>
-        <w:t>2</w:t>
-      </w:r>
-      <w:r>
-        <w:t xml:space="preserve"> – Дерево вывода</w:t>
+        <w:t>Рис. 2 – Дерево вывода</w:t>
       </w:r>
     </w:p>
     <w:p>
@@ -3110,59 +4187,6 @@
       <w:pPr>
         <w:rPr>
           <w:color w:val="000000"/>
-        </w:rPr>
-      </w:pPr>
-    </w:p>
-    <w:p>
-      <w:pPr>
-        <w:rPr>
-          <w:color w:val="000000"/>
-        </w:rPr>
-      </w:pPr>
-    </w:p>
-    <w:p>
-      <w:pPr>
-        <w:rPr>
-          <w:color w:val="000000"/>
-        </w:rPr>
-      </w:pPr>
-    </w:p>
-    <w:p>
-      <w:pPr>
-        <w:rPr>
-          <w:color w:val="000000"/>
-        </w:rPr>
-      </w:pPr>
-    </w:p>
-    <w:p>
-      <w:pPr>
-        <w:rPr>
-          <w:color w:val="000000"/>
-          <w:lang w:val="en-US"/>
-        </w:rPr>
-      </w:pPr>
-    </w:p>
-    <w:p>
-      <w:pPr>
-        <w:rPr>
-          <w:color w:val="000000"/>
-          <w:lang w:val="en-US"/>
-        </w:rPr>
-      </w:pPr>
-    </w:p>
-    <w:p>
-      <w:pPr>
-        <w:rPr>
-          <w:color w:val="000000"/>
-          <w:lang w:val="en-US"/>
-        </w:rPr>
-      </w:pPr>
-    </w:p>
-    <w:p>
-      <w:pPr>
-        <w:rPr>
-          <w:color w:val="000000"/>
-          <w:lang w:val="en-US"/>
         </w:rPr>
       </w:pPr>
     </w:p>
@@ -3189,6 +4213,7 @@
           <w:sz w:val="28"/>
           <w:szCs w:val="28"/>
         </w:rPr>
+        <w:lastRenderedPageBreak/>
         <w:t>Листинг программы:</w:t>
       </w:r>
     </w:p>
@@ -3899,6 +4924,7 @@
           <w:sz w:val="28"/>
           <w:szCs w:val="28"/>
         </w:rPr>
+        <w:lastRenderedPageBreak/>
         <w:t>Список литературы:</w:t>
       </w:r>
     </w:p>
@@ -3921,7 +4947,21 @@
         <w:rPr>
           <w:color w:val="000000"/>
         </w:rPr>
-        <w:t xml:space="preserve">1. Логические основы интеллектуальных систем. Практикум: учебно-методическое пособие / В. В. Голенков, В. П. Ивашенко, Д. Г. Колб, К. А. Уваров. – Минск: БГУИР, 2011. </w:t>
+        <w:t xml:space="preserve">1. Логические основы интеллектуальных систем. Практикум: учебно-методическое пособие / В. В. Голенков, В. П. </w:t>
+      </w:r>
+      <w:proofErr w:type="spellStart"/>
+      <w:r>
+        <w:rPr>
+          <w:color w:val="000000"/>
+        </w:rPr>
+        <w:t>Ивашенко</w:t>
+      </w:r>
+      <w:proofErr w:type="spellEnd"/>
+      <w:r>
+        <w:rPr>
+          <w:color w:val="000000"/>
+        </w:rPr>
+        <w:t xml:space="preserve">, Д. Г. Колб, К. А. Уваров. – Минск: БГУИР, 2011. </w:t>
       </w:r>
     </w:p>
     <w:p>
@@ -5385,6 +6425,7 @@
   <w:style w:type="character" w:default="1" w:styleId="a0">
     <w:name w:val="Default Paragraph Font"/>
     <w:uiPriority w:val="1"/>
+    <w:semiHidden/>
     <w:unhideWhenUsed/>
   </w:style>
   <w:style w:type="table" w:default="1" w:styleId="a1">

--- a/course-2_semester-2/LOIS/lab-2/lois-2.docx
+++ b/course-2_semester-2/LOIS/lab-2/lois-2.docx
@@ -424,21 +424,7 @@
           <w:sz w:val="28"/>
           <w:szCs w:val="28"/>
         </w:rPr>
-        <w:t>Выполнил</w:t>
-      </w:r>
-      <w:r>
-        <w:rPr>
-          <w:sz w:val="28"/>
-          <w:szCs w:val="28"/>
-        </w:rPr>
-        <w:t>а</w:t>
-      </w:r>
-      <w:r>
-        <w:rPr>
-          <w:sz w:val="28"/>
-          <w:szCs w:val="28"/>
-        </w:rPr>
-        <w:t>:</w:t>
+        <w:t>Выполнил:</w:t>
       </w:r>
       <w:r>
         <w:rPr>
@@ -666,22 +652,7 @@
           <w:szCs w:val="28"/>
         </w:rPr>
         <w:tab/>
-      </w:r>
-      <w:proofErr w:type="spellStart"/>
-      <w:r>
-        <w:rPr>
-          <w:sz w:val="28"/>
-          <w:szCs w:val="28"/>
-        </w:rPr>
-        <w:t>Ивашенко</w:t>
-      </w:r>
-      <w:proofErr w:type="spellEnd"/>
-      <w:r>
-        <w:rPr>
-          <w:sz w:val="28"/>
-          <w:szCs w:val="28"/>
-        </w:rPr>
-        <w:t xml:space="preserve"> В.П.</w:t>
+        <w:t>Ивашенко В.П.</w:t>
       </w:r>
     </w:p>
     <w:p>
@@ -1198,25 +1169,7 @@
           <w:sz w:val="24"/>
           <w:szCs w:val="24"/>
         </w:rPr>
-        <w:t>&lt;оператор&gt;::= ‘</w:t>
-      </w:r>
-      <w:proofErr w:type="spellStart"/>
-      <w:r>
-        <w:rPr>
-          <w:rFonts w:ascii="Times New Roman" w:eastAsia="Times New Roman" w:hAnsi="Times New Roman" w:cs="Times New Roman"/>
-          <w:sz w:val="24"/>
-          <w:szCs w:val="24"/>
-        </w:rPr>
-        <w:t>is</w:t>
-      </w:r>
-      <w:proofErr w:type="spellEnd"/>
-      <w:r>
-        <w:rPr>
-          <w:rFonts w:ascii="Times New Roman" w:eastAsia="Times New Roman" w:hAnsi="Times New Roman" w:cs="Times New Roman"/>
-          <w:sz w:val="24"/>
-          <w:szCs w:val="24"/>
-        </w:rPr>
-        <w:t>’ | '=' | ‘==' | ’\=' | ’&gt;=' | ’=&lt;’ | ‘=\=' | ‘=:=’</w:t>
+        <w:t>&lt;оператор&gt;::= ‘is’ | '=' | ‘==' | ’\=' | ’&gt;=' | ’=&lt;’ | ‘=\=' | ‘=:=’</w:t>
       </w:r>
     </w:p>
     <w:p>
@@ -1289,21 +1242,7 @@
         <w:rPr>
           <w:color w:val="000000"/>
         </w:rPr>
-        <w:t xml:space="preserve">рамках лабораторной работы средствами языка </w:t>
-      </w:r>
-      <w:proofErr w:type="spellStart"/>
-      <w:r>
-        <w:rPr>
-          <w:color w:val="000000"/>
-        </w:rPr>
-        <w:t>Prolog</w:t>
-      </w:r>
-      <w:proofErr w:type="spellEnd"/>
-      <w:r>
-        <w:rPr>
-          <w:color w:val="000000"/>
-        </w:rPr>
-        <w:t xml:space="preserve"> был реализован алгоритм, решающий </w:t>
+        <w:t xml:space="preserve">рамках лабораторной работы средствами языка Prolog был реализован алгоритм, решающий </w:t>
       </w:r>
       <w:r>
         <w:rPr>
@@ -1404,49 +1343,7 @@
         <w:rPr>
           <w:lang w:val="ru-BY"/>
         </w:rPr>
-        <w:t xml:space="preserve">a) </w:t>
-      </w:r>
-      <w:proofErr w:type="spellStart"/>
-      <w:r>
-        <w:rPr>
-          <w:lang w:val="ru-BY"/>
-        </w:rPr>
-        <w:t>use_module</w:t>
-      </w:r>
-      <w:proofErr w:type="spellEnd"/>
-      <w:r>
-        <w:rPr>
-          <w:lang w:val="ru-BY"/>
-        </w:rPr>
-        <w:t>(</w:t>
-      </w:r>
-      <w:proofErr w:type="spellStart"/>
-      <w:r>
-        <w:rPr>
-          <w:lang w:val="ru-BY"/>
-        </w:rPr>
-        <w:t>library</w:t>
-      </w:r>
-      <w:proofErr w:type="spellEnd"/>
-      <w:r>
-        <w:rPr>
-          <w:lang w:val="ru-BY"/>
-        </w:rPr>
-        <w:t>(</w:t>
-      </w:r>
-      <w:proofErr w:type="spellStart"/>
-      <w:r>
-        <w:rPr>
-          <w:lang w:val="ru-BY"/>
-        </w:rPr>
-        <w:t>clpfd</w:t>
-      </w:r>
-      <w:proofErr w:type="spellEnd"/>
-      <w:r>
-        <w:rPr>
-          <w:lang w:val="ru-BY"/>
-        </w:rPr>
-        <w:t>))</w:t>
+        <w:t>a) use_module(library(clpfd))</w:t>
       </w:r>
       <w:r>
         <w:rPr>
@@ -1466,194 +1363,54 @@
         <w:rPr>
           <w:lang w:val="ru-BY"/>
         </w:rPr>
-        <w:t xml:space="preserve">b) </w:t>
-      </w:r>
-      <w:proofErr w:type="spellStart"/>
-      <w:r>
-        <w:rPr>
-          <w:lang w:val="ru-BY"/>
-        </w:rPr>
-        <w:t>length</w:t>
-      </w:r>
-      <w:proofErr w:type="spellEnd"/>
-      <w:r>
-        <w:rPr>
-          <w:lang w:val="ru-BY"/>
-        </w:rPr>
-        <w:t>(List, N)</w:t>
+        <w:t>b) length(List, N)</w:t>
       </w:r>
       <w:r>
         <w:rPr>
           <w:lang w:val="ru-BY"/>
         </w:rPr>
         <w:br/>
-        <w:t xml:space="preserve">Истинно, если список List имеет длину N. Используется для создания списка </w:t>
-      </w:r>
-      <w:proofErr w:type="spellStart"/>
-      <w:r>
-        <w:rPr>
-          <w:lang w:val="ru-BY"/>
-        </w:rPr>
-        <w:t>Puzzle</w:t>
-      </w:r>
-      <w:proofErr w:type="spellEnd"/>
-      <w:r>
-        <w:rPr>
-          <w:lang w:val="ru-BY"/>
-        </w:rPr>
-        <w:t xml:space="preserve"> длиной 16 элементов</w:t>
-      </w:r>
-    </w:p>
-    <w:p>
-      <w:pPr>
-        <w:rPr>
-          <w:lang w:val="ru-BY"/>
-        </w:rPr>
-      </w:pPr>
-      <w:r>
-        <w:rPr>
-          <w:lang w:val="ru-BY"/>
-        </w:rPr>
-        <w:t xml:space="preserve">c) </w:t>
-      </w:r>
-      <w:proofErr w:type="spellStart"/>
-      <w:r>
-        <w:rPr>
-          <w:lang w:val="ru-BY"/>
-        </w:rPr>
-        <w:t>Puzzle</w:t>
-      </w:r>
-      <w:proofErr w:type="spellEnd"/>
-      <w:r>
-        <w:rPr>
-          <w:lang w:val="ru-BY"/>
-        </w:rPr>
-        <w:t xml:space="preserve"> </w:t>
-      </w:r>
-      <w:proofErr w:type="spellStart"/>
-      <w:r>
-        <w:rPr>
-          <w:lang w:val="ru-BY"/>
-        </w:rPr>
-        <w:t>ins</w:t>
-      </w:r>
-      <w:proofErr w:type="spellEnd"/>
-      <w:r>
-        <w:rPr>
-          <w:lang w:val="ru-BY"/>
-        </w:rPr>
-        <w:t xml:space="preserve"> Domain</w:t>
+        <w:t>Истинно, если список List имеет длину N. Используется для создания списка Puzzle длиной 16 элементов</w:t>
+      </w:r>
+    </w:p>
+    <w:p>
+      <w:pPr>
+        <w:rPr>
+          <w:lang w:val="ru-BY"/>
+        </w:rPr>
+      </w:pPr>
+      <w:r>
+        <w:rPr>
+          <w:lang w:val="ru-BY"/>
+        </w:rPr>
+        <w:t>c) Puzzle ins Domain</w:t>
       </w:r>
       <w:r>
         <w:rPr>
           <w:lang w:val="ru-BY"/>
         </w:rPr>
         <w:br/>
-        <w:t xml:space="preserve">Ограничивает значения элементов списка </w:t>
-      </w:r>
-      <w:proofErr w:type="spellStart"/>
-      <w:r>
-        <w:rPr>
-          <w:lang w:val="ru-BY"/>
-        </w:rPr>
-        <w:t>Puzzle</w:t>
-      </w:r>
-      <w:proofErr w:type="spellEnd"/>
-      <w:r>
-        <w:rPr>
-          <w:lang w:val="ru-BY"/>
-        </w:rPr>
-        <w:t xml:space="preserve"> заданным доменом (1..4). Указывает, что каждая переменная в </w:t>
-      </w:r>
-      <w:proofErr w:type="spellStart"/>
-      <w:r>
-        <w:rPr>
-          <w:lang w:val="ru-BY"/>
-        </w:rPr>
-        <w:t>Puzzle</w:t>
-      </w:r>
-      <w:proofErr w:type="spellEnd"/>
-      <w:r>
-        <w:rPr>
-          <w:lang w:val="ru-BY"/>
-        </w:rPr>
-        <w:t xml:space="preserve"> принимает значения от 1 до 4</w:t>
-      </w:r>
-    </w:p>
-    <w:p>
-      <w:pPr>
-        <w:rPr>
-          <w:lang w:val="ru-BY"/>
-        </w:rPr>
-      </w:pPr>
-      <w:r>
-        <w:rPr>
-          <w:lang w:val="ru-BY"/>
-        </w:rPr>
-        <w:t xml:space="preserve">d) </w:t>
-      </w:r>
-      <w:proofErr w:type="spellStart"/>
-      <w:r>
-        <w:rPr>
-          <w:lang w:val="ru-BY"/>
-        </w:rPr>
-        <w:t>maplist</w:t>
-      </w:r>
-      <w:proofErr w:type="spellEnd"/>
-      <w:r>
-        <w:rPr>
-          <w:lang w:val="ru-BY"/>
-        </w:rPr>
-        <w:t>(</w:t>
-      </w:r>
-      <w:proofErr w:type="spellStart"/>
-      <w:r>
-        <w:rPr>
-          <w:lang w:val="ru-BY"/>
-        </w:rPr>
-        <w:t>Predicate</w:t>
-      </w:r>
-      <w:proofErr w:type="spellEnd"/>
-      <w:r>
-        <w:rPr>
-          <w:lang w:val="ru-BY"/>
-        </w:rPr>
-        <w:t>, List)</w:t>
+        <w:t>Ограничивает значения элементов списка Puzzle заданным доменом (1..4). Указывает, что каждая переменная в Puzzle принимает значения от 1 до 4</w:t>
+      </w:r>
+    </w:p>
+    <w:p>
+      <w:pPr>
+        <w:rPr>
+          <w:lang w:val="ru-BY"/>
+        </w:rPr>
+      </w:pPr>
+      <w:r>
+        <w:rPr>
+          <w:lang w:val="ru-BY"/>
+        </w:rPr>
+        <w:t>d) maplist(Predicate, List)</w:t>
       </w:r>
       <w:r>
         <w:rPr>
           <w:lang w:val="ru-BY"/>
         </w:rPr>
         <w:br/>
-        <w:t xml:space="preserve">Применяет предикат </w:t>
-      </w:r>
-      <w:proofErr w:type="spellStart"/>
-      <w:r>
-        <w:rPr>
-          <w:lang w:val="ru-BY"/>
-        </w:rPr>
-        <w:t>Predicate</w:t>
-      </w:r>
-      <w:proofErr w:type="spellEnd"/>
-      <w:r>
-        <w:rPr>
-          <w:lang w:val="ru-BY"/>
-        </w:rPr>
-        <w:t xml:space="preserve"> к каждому элементу списка List. Используется для применения </w:t>
-      </w:r>
-      <w:proofErr w:type="spellStart"/>
-      <w:r>
-        <w:rPr>
-          <w:lang w:val="ru-BY"/>
-        </w:rPr>
-        <w:t>all_distinct</w:t>
-      </w:r>
-      <w:proofErr w:type="spellEnd"/>
-      <w:r>
-        <w:rPr>
-          <w:lang w:val="ru-BY"/>
-        </w:rPr>
-        <w:t xml:space="preserve"> к строкам, столбцам и блокам</w:t>
+        <w:t>Применяет предикат Predicate к каждому элементу списка List. Используется для применения all_distinct к строкам, столбцам и блокам</w:t>
       </w:r>
     </w:p>
     <w:p>
@@ -1667,21 +1424,7 @@
           <w:lang w:val="ru-BY"/>
         </w:rPr>
         <w:lastRenderedPageBreak/>
-        <w:t xml:space="preserve">e) </w:t>
-      </w:r>
-      <w:proofErr w:type="spellStart"/>
-      <w:r>
-        <w:rPr>
-          <w:lang w:val="ru-BY"/>
-        </w:rPr>
-        <w:t>all_distinct</w:t>
-      </w:r>
-      <w:proofErr w:type="spellEnd"/>
-      <w:r>
-        <w:rPr>
-          <w:lang w:val="ru-BY"/>
-        </w:rPr>
-        <w:t>(List)</w:t>
+        <w:t>e) all_distinct(List)</w:t>
       </w:r>
       <w:r>
         <w:rPr>
@@ -1701,35 +1444,7 @@
         <w:rPr>
           <w:lang w:val="ru-BY"/>
         </w:rPr>
-        <w:t xml:space="preserve">f) </w:t>
-      </w:r>
-      <w:proofErr w:type="spellStart"/>
-      <w:r>
-        <w:rPr>
-          <w:lang w:val="ru-BY"/>
-        </w:rPr>
-        <w:t>transpose</w:t>
-      </w:r>
-      <w:proofErr w:type="spellEnd"/>
-      <w:r>
-        <w:rPr>
-          <w:lang w:val="ru-BY"/>
-        </w:rPr>
-        <w:t xml:space="preserve">(Matrix, </w:t>
-      </w:r>
-      <w:proofErr w:type="spellStart"/>
-      <w:r>
-        <w:rPr>
-          <w:lang w:val="ru-BY"/>
-        </w:rPr>
-        <w:t>Transposed</w:t>
-      </w:r>
-      <w:proofErr w:type="spellEnd"/>
-      <w:r>
-        <w:rPr>
-          <w:lang w:val="ru-BY"/>
-        </w:rPr>
-        <w:t>)</w:t>
+        <w:t>f) transpose(Matrix, Transposed)</w:t>
       </w:r>
       <w:r>
         <w:rPr>
@@ -1749,35 +1464,7 @@
         <w:rPr>
           <w:lang w:val="ru-BY"/>
         </w:rPr>
-        <w:t xml:space="preserve">g) </w:t>
-      </w:r>
-      <w:proofErr w:type="spellStart"/>
-      <w:r>
-        <w:rPr>
-          <w:lang w:val="ru-BY"/>
-        </w:rPr>
-        <w:t>label</w:t>
-      </w:r>
-      <w:proofErr w:type="spellEnd"/>
-      <w:r>
-        <w:rPr>
-          <w:lang w:val="ru-BY"/>
-        </w:rPr>
-        <w:t>(</w:t>
-      </w:r>
-      <w:proofErr w:type="spellStart"/>
-      <w:r>
-        <w:rPr>
-          <w:lang w:val="ru-BY"/>
-        </w:rPr>
-        <w:t>Variables</w:t>
-      </w:r>
-      <w:proofErr w:type="spellEnd"/>
-      <w:r>
-        <w:rPr>
-          <w:lang w:val="ru-BY"/>
-        </w:rPr>
-        <w:t>)</w:t>
+        <w:t>g) label(Variables)</w:t>
       </w:r>
       <w:r>
         <w:rPr>
@@ -1797,98 +1484,14 @@
         <w:rPr>
           <w:lang w:val="ru-BY"/>
         </w:rPr>
-        <w:t xml:space="preserve">h) </w:t>
-      </w:r>
-      <w:proofErr w:type="spellStart"/>
-      <w:r>
-        <w:rPr>
-          <w:lang w:val="ru-BY"/>
-        </w:rPr>
-        <w:t>format</w:t>
-      </w:r>
-      <w:proofErr w:type="spellEnd"/>
-      <w:r>
-        <w:rPr>
-          <w:lang w:val="ru-BY"/>
-        </w:rPr>
-        <w:t>(</w:t>
-      </w:r>
-      <w:proofErr w:type="spellStart"/>
-      <w:r>
-        <w:rPr>
-          <w:lang w:val="ru-BY"/>
-        </w:rPr>
-        <w:t>FormatString</w:t>
-      </w:r>
-      <w:proofErr w:type="spellEnd"/>
-      <w:r>
-        <w:rPr>
-          <w:lang w:val="ru-BY"/>
-        </w:rPr>
-        <w:t xml:space="preserve">, </w:t>
-      </w:r>
-      <w:proofErr w:type="spellStart"/>
-      <w:r>
-        <w:rPr>
-          <w:lang w:val="ru-BY"/>
-        </w:rPr>
-        <w:t>Arguments</w:t>
-      </w:r>
-      <w:proofErr w:type="spellEnd"/>
-      <w:r>
-        <w:rPr>
-          <w:lang w:val="ru-BY"/>
-        </w:rPr>
-        <w:t>)</w:t>
+        <w:t>h) format(FormatString, Arguments)</w:t>
       </w:r>
       <w:r>
         <w:rPr>
           <w:lang w:val="ru-BY"/>
         </w:rPr>
         <w:br/>
-        <w:t xml:space="preserve">Выводит отформатированную строку, подставляя элементы из списка </w:t>
-      </w:r>
-      <w:proofErr w:type="spellStart"/>
-      <w:r>
-        <w:rPr>
-          <w:lang w:val="ru-BY"/>
-        </w:rPr>
-        <w:t>Arguments</w:t>
-      </w:r>
-      <w:proofErr w:type="spellEnd"/>
-      <w:r>
-        <w:rPr>
-          <w:lang w:val="ru-BY"/>
-        </w:rPr>
-        <w:t xml:space="preserve"> в строку </w:t>
-      </w:r>
-      <w:proofErr w:type="spellStart"/>
-      <w:r>
-        <w:rPr>
-          <w:lang w:val="ru-BY"/>
-        </w:rPr>
-        <w:t>FormatString</w:t>
-      </w:r>
-      <w:proofErr w:type="spellEnd"/>
-      <w:r>
-        <w:rPr>
-          <w:lang w:val="ru-BY"/>
-        </w:rPr>
-        <w:t xml:space="preserve">. Используется в </w:t>
-      </w:r>
-      <w:proofErr w:type="spellStart"/>
-      <w:r>
-        <w:rPr>
-          <w:lang w:val="ru-BY"/>
-        </w:rPr>
-        <w:t>print_solution</w:t>
-      </w:r>
-      <w:proofErr w:type="spellEnd"/>
-      <w:r>
-        <w:rPr>
-          <w:lang w:val="ru-BY"/>
-        </w:rPr>
-        <w:t xml:space="preserve"> для вывода решения</w:t>
+        <w:t>Выводит отформатированную строку, подставляя элементы из списка Arguments в строку FormatString. Используется в print_solution для вывода решения</w:t>
       </w:r>
     </w:p>
     <w:p>
@@ -1925,16 +1528,8 @@
         <w:rPr>
           <w:lang w:val="ru-BY"/>
         </w:rPr>
-        <w:t xml:space="preserve">a) </w:t>
-      </w:r>
-      <w:proofErr w:type="spellStart"/>
-      <w:r>
-        <w:rPr>
-          <w:lang w:val="ru-BY"/>
-        </w:rPr>
-        <w:t>Puzzle</w:t>
-      </w:r>
-      <w:proofErr w:type="spellEnd"/>
+        <w:t>a) Puzzle</w:t>
+      </w:r>
       <w:r>
         <w:rPr>
           <w:lang w:val="ru-BY"/>
@@ -1953,16 +1548,8 @@
         <w:rPr>
           <w:lang w:val="ru-BY"/>
         </w:rPr>
-        <w:t xml:space="preserve">b) </w:t>
-      </w:r>
-      <w:proofErr w:type="spellStart"/>
-      <w:r>
-        <w:rPr>
-          <w:lang w:val="ru-BY"/>
-        </w:rPr>
-        <w:t>Rows</w:t>
-      </w:r>
-      <w:proofErr w:type="spellEnd"/>
+        <w:t>b) Rows</w:t>
+      </w:r>
       <w:r>
         <w:rPr>
           <w:lang w:val="ru-BY"/>
@@ -1981,66 +1568,28 @@
         <w:rPr>
           <w:lang w:val="ru-BY"/>
         </w:rPr>
-        <w:t xml:space="preserve">c) </w:t>
-      </w:r>
-      <w:proofErr w:type="spellStart"/>
-      <w:r>
-        <w:rPr>
-          <w:lang w:val="ru-BY"/>
-        </w:rPr>
-        <w:t>Cols</w:t>
-      </w:r>
-      <w:proofErr w:type="spellEnd"/>
+        <w:t>c) Cols</w:t>
+      </w:r>
       <w:r>
         <w:rPr>
           <w:lang w:val="ru-BY"/>
         </w:rPr>
         <w:br/>
-        <w:t xml:space="preserve">Список столбцов, полученный транспонированием </w:t>
-      </w:r>
-      <w:proofErr w:type="spellStart"/>
-      <w:r>
-        <w:rPr>
-          <w:lang w:val="ru-BY"/>
-        </w:rPr>
-        <w:t>Rows</w:t>
-      </w:r>
-      <w:proofErr w:type="spellEnd"/>
-      <w:r>
-        <w:rPr>
-          <w:lang w:val="ru-BY"/>
-        </w:rPr>
-        <w:t xml:space="preserve"> с помощью предиката </w:t>
-      </w:r>
-      <w:proofErr w:type="spellStart"/>
-      <w:r>
-        <w:rPr>
-          <w:lang w:val="ru-BY"/>
-        </w:rPr>
-        <w:t>transpose</w:t>
-      </w:r>
-      <w:proofErr w:type="spellEnd"/>
-    </w:p>
-    <w:p>
-      <w:pPr>
-        <w:rPr>
-          <w:lang w:val="ru-BY"/>
-        </w:rPr>
-      </w:pPr>
-      <w:r>
-        <w:rPr>
-          <w:lang w:val="ru-BY"/>
-        </w:rPr>
-        <w:t xml:space="preserve">d) </w:t>
-      </w:r>
-      <w:proofErr w:type="spellStart"/>
-      <w:r>
-        <w:rPr>
-          <w:lang w:val="ru-BY"/>
-        </w:rPr>
-        <w:t>Blocks</w:t>
-      </w:r>
-      <w:proofErr w:type="spellEnd"/>
+        <w:t>Список столбцов, полученный транспонированием Rows с помощью предиката transpose</w:t>
+      </w:r>
+    </w:p>
+    <w:p>
+      <w:pPr>
+        <w:rPr>
+          <w:lang w:val="ru-BY"/>
+        </w:rPr>
+      </w:pPr>
+      <w:r>
+        <w:rPr>
+          <w:lang w:val="ru-BY"/>
+        </w:rPr>
+        <w:t>d) Blocks</w:t>
+      </w:r>
       <w:r>
         <w:rPr>
           <w:lang w:val="ru-BY"/>
@@ -2083,258 +1632,54 @@
         <w:rPr>
           <w:lang w:val="ru-BY"/>
         </w:rPr>
-        <w:t>a) sudoku4x4(</w:t>
-      </w:r>
-      <w:proofErr w:type="spellStart"/>
-      <w:r>
-        <w:rPr>
-          <w:lang w:val="ru-BY"/>
-        </w:rPr>
-        <w:t>Puzzle</w:t>
-      </w:r>
-      <w:proofErr w:type="spellEnd"/>
-      <w:r>
-        <w:rPr>
-          <w:lang w:val="ru-BY"/>
-        </w:rPr>
-        <w:t>)</w:t>
+        <w:t>a) sudoku4x4(Puzzle)</w:t>
       </w:r>
       <w:r>
         <w:rPr>
           <w:lang w:val="ru-BY"/>
         </w:rPr>
         <w:br/>
-        <w:t xml:space="preserve">Основное правило для решения задачи судоку 4x4. Устанавливает длину списка </w:t>
-      </w:r>
-      <w:proofErr w:type="spellStart"/>
-      <w:r>
-        <w:rPr>
-          <w:lang w:val="ru-BY"/>
-        </w:rPr>
-        <w:t>Puzzle</w:t>
-      </w:r>
-      <w:proofErr w:type="spellEnd"/>
-      <w:r>
-        <w:rPr>
-          <w:lang w:val="ru-BY"/>
-        </w:rPr>
-        <w:t xml:space="preserve"> равной 16, задает домен значений 1..4, разбивает </w:t>
-      </w:r>
-      <w:proofErr w:type="spellStart"/>
-      <w:r>
-        <w:rPr>
-          <w:lang w:val="ru-BY"/>
-        </w:rPr>
-        <w:t>Puzzle</w:t>
-      </w:r>
-      <w:proofErr w:type="spellEnd"/>
-      <w:r>
-        <w:rPr>
-          <w:lang w:val="ru-BY"/>
-        </w:rPr>
-        <w:t xml:space="preserve"> на строки, применяет </w:t>
-      </w:r>
-      <w:proofErr w:type="spellStart"/>
-      <w:r>
-        <w:rPr>
-          <w:lang w:val="ru-BY"/>
-        </w:rPr>
-        <w:t>all_distinct</w:t>
-      </w:r>
-      <w:proofErr w:type="spellEnd"/>
-      <w:r>
-        <w:rPr>
-          <w:lang w:val="ru-BY"/>
-        </w:rPr>
-        <w:t xml:space="preserve"> к строкам, столбцам и блокам, вызывает </w:t>
-      </w:r>
-      <w:proofErr w:type="spellStart"/>
-      <w:r>
-        <w:rPr>
-          <w:lang w:val="ru-BY"/>
-        </w:rPr>
-        <w:t>label</w:t>
-      </w:r>
-      <w:proofErr w:type="spellEnd"/>
-      <w:r>
-        <w:rPr>
-          <w:lang w:val="ru-BY"/>
-        </w:rPr>
-        <w:t xml:space="preserve"> для нахождения решения, выводит решение с помощью </w:t>
-      </w:r>
-      <w:proofErr w:type="spellStart"/>
-      <w:r>
-        <w:rPr>
-          <w:lang w:val="ru-BY"/>
-        </w:rPr>
-        <w:t>print_solution</w:t>
-      </w:r>
-      <w:proofErr w:type="spellEnd"/>
-    </w:p>
-    <w:p>
-      <w:pPr>
-        <w:rPr>
-          <w:lang w:val="ru-BY"/>
-        </w:rPr>
-      </w:pPr>
-      <w:r>
-        <w:rPr>
-          <w:lang w:val="ru-BY"/>
-        </w:rPr>
-        <w:t xml:space="preserve">b) </w:t>
-      </w:r>
-      <w:proofErr w:type="spellStart"/>
-      <w:r>
-        <w:rPr>
-          <w:lang w:val="ru-BY"/>
-        </w:rPr>
-        <w:t>blocks</w:t>
-      </w:r>
-      <w:proofErr w:type="spellEnd"/>
-      <w:r>
-        <w:rPr>
-          <w:lang w:val="ru-BY"/>
-        </w:rPr>
-        <w:t>(</w:t>
-      </w:r>
-      <w:proofErr w:type="spellStart"/>
-      <w:r>
-        <w:rPr>
-          <w:lang w:val="ru-BY"/>
-        </w:rPr>
-        <w:t>Rows</w:t>
-      </w:r>
-      <w:proofErr w:type="spellEnd"/>
-      <w:r>
-        <w:rPr>
-          <w:lang w:val="ru-BY"/>
-        </w:rPr>
-        <w:t xml:space="preserve">, </w:t>
-      </w:r>
-      <w:proofErr w:type="spellStart"/>
-      <w:r>
-        <w:rPr>
-          <w:lang w:val="ru-BY"/>
-        </w:rPr>
-        <w:t>Blocks</w:t>
-      </w:r>
-      <w:proofErr w:type="spellEnd"/>
-      <w:r>
-        <w:rPr>
-          <w:lang w:val="ru-BY"/>
-        </w:rPr>
-        <w:t>)</w:t>
+        <w:t>Основное правило для решения задачи судоку 4x4. Устанавливает длину списка Puzzle равной 16, задает домен значений 1..4, разбивает Puzzle на строки, применяет all_distinct к строкам, столбцам и блокам, вызывает label для нахождения решения, выводит решение с помощью print_solution</w:t>
+      </w:r>
+    </w:p>
+    <w:p>
+      <w:pPr>
+        <w:rPr>
+          <w:lang w:val="ru-BY"/>
+        </w:rPr>
+      </w:pPr>
+      <w:r>
+        <w:rPr>
+          <w:lang w:val="ru-BY"/>
+        </w:rPr>
+        <w:t>b) blocks(Rows, Blocks)</w:t>
       </w:r>
       <w:r>
         <w:rPr>
           <w:lang w:val="ru-BY"/>
         </w:rPr>
         <w:br/>
-        <w:t xml:space="preserve">Определяет четыре блока 2x2 для судоку 4x4. Принимает список строк </w:t>
-      </w:r>
-      <w:proofErr w:type="spellStart"/>
-      <w:r>
-        <w:rPr>
-          <w:lang w:val="ru-BY"/>
-        </w:rPr>
-        <w:t>Rows</w:t>
-      </w:r>
-      <w:proofErr w:type="spellEnd"/>
-      <w:r>
-        <w:rPr>
-          <w:lang w:val="ru-BY"/>
-        </w:rPr>
-        <w:t xml:space="preserve">, формирует список блоков </w:t>
-      </w:r>
-      <w:proofErr w:type="spellStart"/>
-      <w:r>
-        <w:rPr>
-          <w:lang w:val="ru-BY"/>
-        </w:rPr>
-        <w:t>Blocks</w:t>
-      </w:r>
-      <w:proofErr w:type="spellEnd"/>
-      <w:r>
-        <w:rPr>
-          <w:lang w:val="ru-BY"/>
-        </w:rPr>
-        <w:t xml:space="preserve"> [[A1,A2,B1,B2], [A3,A4,B3,B4], [C1,C2,D1,D2], [C3,C4,D3,D4]], используется для проверки уникальности значений в каждом блоке</w:t>
-      </w:r>
-    </w:p>
-    <w:p>
-      <w:pPr>
-        <w:rPr>
-          <w:lang w:val="ru-BY"/>
-        </w:rPr>
-      </w:pPr>
-      <w:r>
-        <w:rPr>
-          <w:lang w:val="ru-BY"/>
-        </w:rPr>
-        <w:t xml:space="preserve">c) </w:t>
-      </w:r>
-      <w:proofErr w:type="spellStart"/>
-      <w:r>
-        <w:rPr>
-          <w:lang w:val="ru-BY"/>
-        </w:rPr>
-        <w:t>print_solution</w:t>
-      </w:r>
-      <w:proofErr w:type="spellEnd"/>
-      <w:r>
-        <w:rPr>
-          <w:lang w:val="ru-BY"/>
-        </w:rPr>
-        <w:t>(</w:t>
-      </w:r>
-      <w:proofErr w:type="spellStart"/>
-      <w:r>
-        <w:rPr>
-          <w:lang w:val="ru-BY"/>
-        </w:rPr>
-        <w:t>Rows</w:t>
-      </w:r>
-      <w:proofErr w:type="spellEnd"/>
-      <w:r>
-        <w:rPr>
-          <w:lang w:val="ru-BY"/>
-        </w:rPr>
-        <w:t>)</w:t>
+        <w:t>Определяет четыре блока 2x2 для судоку 4x4. Принимает список строк Rows, формирует список блоков Blocks [[A1,A2,B1,B2], [A3,A4,B3,B4], [C1,C2,D1,D2], [C3,C4,D3,D4]], используется для проверки уникальности значений в каждом блоке</w:t>
+      </w:r>
+    </w:p>
+    <w:p>
+      <w:pPr>
+        <w:rPr>
+          <w:lang w:val="ru-BY"/>
+        </w:rPr>
+      </w:pPr>
+      <w:r>
+        <w:rPr>
+          <w:lang w:val="ru-BY"/>
+        </w:rPr>
+        <w:t>c) print_solution(Rows)</w:t>
       </w:r>
       <w:r>
         <w:rPr>
           <w:lang w:val="ru-BY"/>
         </w:rPr>
         <w:br/>
-        <w:t xml:space="preserve">Выводит решение судоку в читаемом формате. Принимает список строк </w:t>
-      </w:r>
-      <w:proofErr w:type="spellStart"/>
-      <w:r>
-        <w:rPr>
-          <w:lang w:val="ru-BY"/>
-        </w:rPr>
-        <w:t>Rows</w:t>
-      </w:r>
-      <w:proofErr w:type="spellEnd"/>
-      <w:r>
-        <w:rPr>
-          <w:lang w:val="ru-BY"/>
-        </w:rPr>
-        <w:t xml:space="preserve"> [[R1], [R2], [R3], [R4]], использует </w:t>
-      </w:r>
-      <w:proofErr w:type="spellStart"/>
-      <w:r>
-        <w:rPr>
-          <w:lang w:val="ru-BY"/>
-        </w:rPr>
-        <w:t>format</w:t>
-      </w:r>
-      <w:proofErr w:type="spellEnd"/>
-      <w:r>
-        <w:rPr>
-          <w:lang w:val="ru-BY"/>
-        </w:rPr>
-        <w:t xml:space="preserve"> для вывода каждой строки в консоль с переносом строки</w:t>
+        <w:t>Выводит решение судоку в читаемом формате. Принимает список строк Rows [[R1], [R2], [R3], [R4]], использует format для вывода каждой строки в консоль с переносом строки</w:t>
       </w:r>
     </w:p>
     <w:p/>
@@ -2460,19 +1805,11 @@
           <w:lang w:val="ru-BY"/>
         </w:rPr>
       </w:pPr>
-      <w:proofErr w:type="spellStart"/>
-      <w:r>
-        <w:rPr>
-          <w:lang w:val="ru-BY"/>
-        </w:rPr>
-        <w:t>Puzzle</w:t>
-      </w:r>
-      <w:proofErr w:type="spellEnd"/>
-      <w:r>
-        <w:rPr>
-          <w:lang w:val="ru-BY"/>
-        </w:rPr>
-        <w:t>(x) - x является решением судоку</w:t>
+      <w:r>
+        <w:rPr>
+          <w:lang w:val="ru-BY"/>
+        </w:rPr>
+        <w:t>Puzzle(x) - x является решением судоку</w:t>
       </w:r>
     </w:p>
     <w:p>
@@ -2485,19 +1822,11 @@
           <w:lang w:val="ru-BY"/>
         </w:rPr>
       </w:pPr>
-      <w:proofErr w:type="spellStart"/>
-      <w:r>
-        <w:rPr>
-          <w:lang w:val="ru-BY"/>
-        </w:rPr>
-        <w:t>Length</w:t>
-      </w:r>
-      <w:proofErr w:type="spellEnd"/>
-      <w:r>
-        <w:rPr>
-          <w:lang w:val="ru-BY"/>
-        </w:rPr>
-        <w:t>(x, y) - длина списка x равна y</w:t>
+      <w:r>
+        <w:rPr>
+          <w:lang w:val="ru-BY"/>
+        </w:rPr>
+        <w:t>Length(x, y) - длина списка x равна y</w:t>
       </w:r>
     </w:p>
     <w:p>
@@ -2510,19 +1839,11 @@
           <w:lang w:val="ru-BY"/>
         </w:rPr>
       </w:pPr>
-      <w:proofErr w:type="spellStart"/>
-      <w:r>
-        <w:rPr>
-          <w:lang w:val="ru-BY"/>
-        </w:rPr>
-        <w:t>Ins</w:t>
-      </w:r>
-      <w:proofErr w:type="spellEnd"/>
-      <w:r>
-        <w:rPr>
-          <w:lang w:val="ru-BY"/>
-        </w:rPr>
-        <w:t>(x, y) - элементы списка x принадлежат диапазону y</w:t>
+      <w:r>
+        <w:rPr>
+          <w:lang w:val="ru-BY"/>
+        </w:rPr>
+        <w:t>Ins(x, y) - элементы списка x принадлежат диапазону y</w:t>
       </w:r>
     </w:p>
     <w:p>
@@ -2535,19 +1856,11 @@
           <w:lang w:val="ru-BY"/>
         </w:rPr>
       </w:pPr>
-      <w:proofErr w:type="spellStart"/>
-      <w:r>
-        <w:rPr>
-          <w:lang w:val="ru-BY"/>
-        </w:rPr>
-        <w:t>All_distinct</w:t>
-      </w:r>
-      <w:proofErr w:type="spellEnd"/>
-      <w:r>
-        <w:rPr>
-          <w:lang w:val="ru-BY"/>
-        </w:rPr>
-        <w:t>(x) - все элементы списка x различны</w:t>
+      <w:r>
+        <w:rPr>
+          <w:lang w:val="ru-BY"/>
+        </w:rPr>
+        <w:t>All_distinct(x) - все элементы списка x различны</w:t>
       </w:r>
     </w:p>
     <w:p>
@@ -2560,19 +1873,11 @@
           <w:lang w:val="ru-BY"/>
         </w:rPr>
       </w:pPr>
-      <w:proofErr w:type="spellStart"/>
-      <w:r>
-        <w:rPr>
-          <w:lang w:val="ru-BY"/>
-        </w:rPr>
-        <w:t>Transpose</w:t>
-      </w:r>
-      <w:proofErr w:type="spellEnd"/>
-      <w:r>
-        <w:rPr>
-          <w:lang w:val="ru-BY"/>
-        </w:rPr>
-        <w:t>(x, y) - y является транспонированной матрицей x</w:t>
+      <w:r>
+        <w:rPr>
+          <w:lang w:val="ru-BY"/>
+        </w:rPr>
+        <w:t>Transpose(x, y) - y является транспонированной матрицей x</w:t>
       </w:r>
     </w:p>
     <w:p>
@@ -2585,19 +1890,11 @@
           <w:lang w:val="ru-BY"/>
         </w:rPr>
       </w:pPr>
-      <w:proofErr w:type="spellStart"/>
-      <w:r>
-        <w:rPr>
-          <w:lang w:val="ru-BY"/>
-        </w:rPr>
-        <w:t>Blocks</w:t>
-      </w:r>
-      <w:proofErr w:type="spellEnd"/>
-      <w:r>
-        <w:rPr>
-          <w:lang w:val="ru-BY"/>
-        </w:rPr>
-        <w:t>(x, y) - y содержит блоки 2×2 матрицы x</w:t>
+      <w:r>
+        <w:rPr>
+          <w:lang w:val="ru-BY"/>
+        </w:rPr>
+        <w:t>Blocks(x, y) - y содержит блоки 2×2 матрицы x</w:t>
       </w:r>
     </w:p>
     <w:p>
@@ -2628,19 +1925,11 @@
           <w:lang w:val="ru-BY"/>
         </w:rPr>
       </w:pPr>
-      <w:proofErr w:type="spellStart"/>
-      <w:r>
-        <w:rPr>
-          <w:lang w:val="ru-BY"/>
-        </w:rPr>
-        <w:t>Print_solution</w:t>
-      </w:r>
-      <w:proofErr w:type="spellEnd"/>
-      <w:r>
-        <w:rPr>
-          <w:lang w:val="ru-BY"/>
-        </w:rPr>
-        <w:t>(x) - выводит решение x</w:t>
+      <w:r>
+        <w:rPr>
+          <w:lang w:val="ru-BY"/>
+        </w:rPr>
+        <w:t>Print_solution(x) - выводит решение x</w:t>
       </w:r>
     </w:p>
     <w:p>
@@ -2690,35 +1979,7 @@
         <w:rPr>
           <w:lang w:val="ru-BY"/>
         </w:rPr>
-        <w:t>x (</w:t>
-      </w:r>
-      <w:proofErr w:type="spellStart"/>
-      <w:r>
-        <w:rPr>
-          <w:lang w:val="ru-BY"/>
-        </w:rPr>
-        <w:t>Puzzle</w:t>
-      </w:r>
-      <w:proofErr w:type="spellEnd"/>
-      <w:r>
-        <w:rPr>
-          <w:lang w:val="ru-BY"/>
-        </w:rPr>
-        <w:t xml:space="preserve">(x) → </w:t>
-      </w:r>
-      <w:proofErr w:type="spellStart"/>
-      <w:r>
-        <w:rPr>
-          <w:lang w:val="ru-BY"/>
-        </w:rPr>
-        <w:t>Length</w:t>
-      </w:r>
-      <w:proofErr w:type="spellEnd"/>
-      <w:r>
-        <w:rPr>
-          <w:lang w:val="ru-BY"/>
-        </w:rPr>
-        <w:t>(x, 16))</w:t>
+        <w:t>x (Puzzle(x) → Length(x, 16))</w:t>
       </w:r>
     </w:p>
     <w:p>
@@ -2747,35 +2008,7 @@
         <w:rPr>
           <w:lang w:val="ru-BY"/>
         </w:rPr>
-        <w:t>x (</w:t>
-      </w:r>
-      <w:proofErr w:type="spellStart"/>
-      <w:r>
-        <w:rPr>
-          <w:lang w:val="ru-BY"/>
-        </w:rPr>
-        <w:t>Puzzle</w:t>
-      </w:r>
-      <w:proofErr w:type="spellEnd"/>
-      <w:r>
-        <w:rPr>
-          <w:lang w:val="ru-BY"/>
-        </w:rPr>
-        <w:t xml:space="preserve">(x) → </w:t>
-      </w:r>
-      <w:proofErr w:type="spellStart"/>
-      <w:r>
-        <w:rPr>
-          <w:lang w:val="ru-BY"/>
-        </w:rPr>
-        <w:t>Ins</w:t>
-      </w:r>
-      <w:proofErr w:type="spellEnd"/>
-      <w:r>
-        <w:rPr>
-          <w:lang w:val="ru-BY"/>
-        </w:rPr>
-        <w:t>(x, [1..4]))</w:t>
+        <w:t>x (Puzzle(x) → Ins(x, [1..4]))</w:t>
       </w:r>
     </w:p>
     <w:p>
@@ -2804,21 +2037,7 @@
         <w:rPr>
           <w:lang w:val="ru-BY"/>
         </w:rPr>
-        <w:t>x (</w:t>
-      </w:r>
-      <w:proofErr w:type="spellStart"/>
-      <w:r>
-        <w:rPr>
-          <w:lang w:val="ru-BY"/>
-        </w:rPr>
-        <w:t>Puzzle</w:t>
-      </w:r>
-      <w:proofErr w:type="spellEnd"/>
-      <w:r>
-        <w:rPr>
-          <w:lang w:val="ru-BY"/>
-        </w:rPr>
-        <w:t>(x) → x = [a1,a2,a3,a4,b1,b2,b3,b4,c1,c2,c3,c4,d1,d2,d3,d4])</w:t>
+        <w:t>x (Puzzle(x) → x = [a1,a2,a3,a4,b1,b2,b3,b4,c1,c2,c3,c4,d1,d2,d3,d4])</w:t>
       </w:r>
     </w:p>
     <w:p>
@@ -2847,35 +2066,7 @@
         <w:rPr>
           <w:lang w:val="ru-BY"/>
         </w:rPr>
-        <w:t>x (</w:t>
-      </w:r>
-      <w:proofErr w:type="spellStart"/>
-      <w:r>
-        <w:rPr>
-          <w:lang w:val="ru-BY"/>
-        </w:rPr>
-        <w:t>Puzzle</w:t>
-      </w:r>
-      <w:proofErr w:type="spellEnd"/>
-      <w:r>
-        <w:rPr>
-          <w:lang w:val="ru-BY"/>
-        </w:rPr>
-        <w:t xml:space="preserve">(x) → </w:t>
-      </w:r>
-      <w:proofErr w:type="spellStart"/>
-      <w:r>
-        <w:rPr>
-          <w:lang w:val="ru-BY"/>
-        </w:rPr>
-        <w:t>Rows</w:t>
-      </w:r>
-      <w:proofErr w:type="spellEnd"/>
-      <w:r>
-        <w:rPr>
-          <w:lang w:val="ru-BY"/>
-        </w:rPr>
-        <w:t xml:space="preserve"> = [[a1,a2,a3,a4], [b1,b2,b3,b4], [c1,c2,c3,c4], [d1,d2,d3,d4]])</w:t>
+        <w:t>x (Puzzle(x) → Rows = [[a1,a2,a3,a4], [b1,b2,b3,b4], [c1,c2,c3,c4], [d1,d2,d3,d4]])</w:t>
       </w:r>
     </w:p>
     <w:p>
@@ -2904,21 +2095,7 @@
         <w:rPr>
           <w:lang w:val="ru-BY"/>
         </w:rPr>
-        <w:t>x (</w:t>
-      </w:r>
-      <w:proofErr w:type="spellStart"/>
-      <w:r>
-        <w:rPr>
-          <w:lang w:val="ru-BY"/>
-        </w:rPr>
-        <w:t>Puzzle</w:t>
-      </w:r>
-      <w:proofErr w:type="spellEnd"/>
-      <w:r>
-        <w:rPr>
-          <w:lang w:val="ru-BY"/>
-        </w:rPr>
-        <w:t xml:space="preserve">(x) → </w:t>
+        <w:t xml:space="preserve">x (Puzzle(x) → </w:t>
       </w:r>
       <w:r>
         <w:rPr>
@@ -2931,49 +2108,7 @@
         <w:rPr>
           <w:lang w:val="ru-BY"/>
         </w:rPr>
-        <w:t>r (</w:t>
-      </w:r>
-      <w:proofErr w:type="spellStart"/>
-      <w:r>
-        <w:rPr>
-          <w:lang w:val="ru-BY"/>
-        </w:rPr>
-        <w:t>Member</w:t>
-      </w:r>
-      <w:proofErr w:type="spellEnd"/>
-      <w:r>
-        <w:rPr>
-          <w:lang w:val="ru-BY"/>
-        </w:rPr>
-        <w:t xml:space="preserve">(r, </w:t>
-      </w:r>
-      <w:proofErr w:type="spellStart"/>
-      <w:r>
-        <w:rPr>
-          <w:lang w:val="ru-BY"/>
-        </w:rPr>
-        <w:t>Rows</w:t>
-      </w:r>
-      <w:proofErr w:type="spellEnd"/>
-      <w:r>
-        <w:rPr>
-          <w:lang w:val="ru-BY"/>
-        </w:rPr>
-        <w:t xml:space="preserve">) → </w:t>
-      </w:r>
-      <w:proofErr w:type="spellStart"/>
-      <w:r>
-        <w:rPr>
-          <w:lang w:val="ru-BY"/>
-        </w:rPr>
-        <w:t>All_distinct</w:t>
-      </w:r>
-      <w:proofErr w:type="spellEnd"/>
-      <w:r>
-        <w:rPr>
-          <w:lang w:val="ru-BY"/>
-        </w:rPr>
-        <w:t>(r)))</w:t>
+        <w:t>r (Member(r, Rows) → All_distinct(r)))</w:t>
       </w:r>
     </w:p>
     <w:p>
@@ -3002,63 +2137,7 @@
         <w:rPr>
           <w:lang w:val="ru-BY"/>
         </w:rPr>
-        <w:t>x (</w:t>
-      </w:r>
-      <w:proofErr w:type="spellStart"/>
-      <w:r>
-        <w:rPr>
-          <w:lang w:val="ru-BY"/>
-        </w:rPr>
-        <w:t>Puzzle</w:t>
-      </w:r>
-      <w:proofErr w:type="spellEnd"/>
-      <w:r>
-        <w:rPr>
-          <w:lang w:val="ru-BY"/>
-        </w:rPr>
-        <w:t xml:space="preserve">(x) → </w:t>
-      </w:r>
-      <w:proofErr w:type="spellStart"/>
-      <w:r>
-        <w:rPr>
-          <w:lang w:val="ru-BY"/>
-        </w:rPr>
-        <w:t>Transpose</w:t>
-      </w:r>
-      <w:proofErr w:type="spellEnd"/>
-      <w:r>
-        <w:rPr>
-          <w:lang w:val="ru-BY"/>
-        </w:rPr>
-        <w:t>(</w:t>
-      </w:r>
-      <w:proofErr w:type="spellStart"/>
-      <w:r>
-        <w:rPr>
-          <w:lang w:val="ru-BY"/>
-        </w:rPr>
-        <w:t>Rows</w:t>
-      </w:r>
-      <w:proofErr w:type="spellEnd"/>
-      <w:r>
-        <w:rPr>
-          <w:lang w:val="ru-BY"/>
-        </w:rPr>
-        <w:t xml:space="preserve">, </w:t>
-      </w:r>
-      <w:proofErr w:type="spellStart"/>
-      <w:r>
-        <w:rPr>
-          <w:lang w:val="ru-BY"/>
-        </w:rPr>
-        <w:t>Cols</w:t>
-      </w:r>
-      <w:proofErr w:type="spellEnd"/>
-      <w:r>
-        <w:rPr>
-          <w:lang w:val="ru-BY"/>
-        </w:rPr>
-        <w:t xml:space="preserve">) </w:t>
+        <w:t xml:space="preserve">x (Puzzle(x) → Transpose(Rows, Cols) </w:t>
       </w:r>
       <w:r>
         <w:rPr>
@@ -3084,49 +2163,7 @@
         <w:rPr>
           <w:lang w:val="ru-BY"/>
         </w:rPr>
-        <w:t>c (</w:t>
-      </w:r>
-      <w:proofErr w:type="spellStart"/>
-      <w:r>
-        <w:rPr>
-          <w:lang w:val="ru-BY"/>
-        </w:rPr>
-        <w:t>Member</w:t>
-      </w:r>
-      <w:proofErr w:type="spellEnd"/>
-      <w:r>
-        <w:rPr>
-          <w:lang w:val="ru-BY"/>
-        </w:rPr>
-        <w:t xml:space="preserve">(c, </w:t>
-      </w:r>
-      <w:proofErr w:type="spellStart"/>
-      <w:r>
-        <w:rPr>
-          <w:lang w:val="ru-BY"/>
-        </w:rPr>
-        <w:t>Cols</w:t>
-      </w:r>
-      <w:proofErr w:type="spellEnd"/>
-      <w:r>
-        <w:rPr>
-          <w:lang w:val="ru-BY"/>
-        </w:rPr>
-        <w:t xml:space="preserve">) → </w:t>
-      </w:r>
-      <w:proofErr w:type="spellStart"/>
-      <w:r>
-        <w:rPr>
-          <w:lang w:val="ru-BY"/>
-        </w:rPr>
-        <w:t>All_distinct</w:t>
-      </w:r>
-      <w:proofErr w:type="spellEnd"/>
-      <w:r>
-        <w:rPr>
-          <w:lang w:val="ru-BY"/>
-        </w:rPr>
-        <w:t>(c)))</w:t>
+        <w:t>c (Member(c, Cols) → All_distinct(c)))</w:t>
       </w:r>
     </w:p>
     <w:p>
@@ -3155,63 +2192,7 @@
         <w:rPr>
           <w:lang w:val="ru-BY"/>
         </w:rPr>
-        <w:t>x (</w:t>
-      </w:r>
-      <w:proofErr w:type="spellStart"/>
-      <w:r>
-        <w:rPr>
-          <w:lang w:val="ru-BY"/>
-        </w:rPr>
-        <w:t>Puzzle</w:t>
-      </w:r>
-      <w:proofErr w:type="spellEnd"/>
-      <w:r>
-        <w:rPr>
-          <w:lang w:val="ru-BY"/>
-        </w:rPr>
-        <w:t xml:space="preserve">(x) → </w:t>
-      </w:r>
-      <w:proofErr w:type="spellStart"/>
-      <w:r>
-        <w:rPr>
-          <w:lang w:val="ru-BY"/>
-        </w:rPr>
-        <w:t>Blocks</w:t>
-      </w:r>
-      <w:proofErr w:type="spellEnd"/>
-      <w:r>
-        <w:rPr>
-          <w:lang w:val="ru-BY"/>
-        </w:rPr>
-        <w:t>(</w:t>
-      </w:r>
-      <w:proofErr w:type="spellStart"/>
-      <w:r>
-        <w:rPr>
-          <w:lang w:val="ru-BY"/>
-        </w:rPr>
-        <w:t>Rows</w:t>
-      </w:r>
-      <w:proofErr w:type="spellEnd"/>
-      <w:r>
-        <w:rPr>
-          <w:lang w:val="ru-BY"/>
-        </w:rPr>
-        <w:t xml:space="preserve">, </w:t>
-      </w:r>
-      <w:proofErr w:type="spellStart"/>
-      <w:r>
-        <w:rPr>
-          <w:lang w:val="ru-BY"/>
-        </w:rPr>
-        <w:t>Blocks</w:t>
-      </w:r>
-      <w:proofErr w:type="spellEnd"/>
-      <w:r>
-        <w:rPr>
-          <w:lang w:val="ru-BY"/>
-        </w:rPr>
-        <w:t xml:space="preserve">) </w:t>
+        <w:t xml:space="preserve">x (Puzzle(x) → Blocks(Rows, Blocks) </w:t>
       </w:r>
       <w:r>
         <w:rPr>
@@ -3237,49 +2218,7 @@
         <w:rPr>
           <w:lang w:val="ru-BY"/>
         </w:rPr>
-        <w:t>b (</w:t>
-      </w:r>
-      <w:proofErr w:type="spellStart"/>
-      <w:r>
-        <w:rPr>
-          <w:lang w:val="ru-BY"/>
-        </w:rPr>
-        <w:t>Member</w:t>
-      </w:r>
-      <w:proofErr w:type="spellEnd"/>
-      <w:r>
-        <w:rPr>
-          <w:lang w:val="ru-BY"/>
-        </w:rPr>
-        <w:t xml:space="preserve">(b, </w:t>
-      </w:r>
-      <w:proofErr w:type="spellStart"/>
-      <w:r>
-        <w:rPr>
-          <w:lang w:val="ru-BY"/>
-        </w:rPr>
-        <w:t>Blocks</w:t>
-      </w:r>
-      <w:proofErr w:type="spellEnd"/>
-      <w:r>
-        <w:rPr>
-          <w:lang w:val="ru-BY"/>
-        </w:rPr>
-        <w:t xml:space="preserve">) → </w:t>
-      </w:r>
-      <w:proofErr w:type="spellStart"/>
-      <w:r>
-        <w:rPr>
-          <w:lang w:val="ru-BY"/>
-        </w:rPr>
-        <w:t>All_distinct</w:t>
-      </w:r>
-      <w:proofErr w:type="spellEnd"/>
-      <w:r>
-        <w:rPr>
-          <w:lang w:val="ru-BY"/>
-        </w:rPr>
-        <w:t>(b)))</w:t>
+        <w:t>b (Member(b, Blocks) → All_distinct(b)))</w:t>
       </w:r>
     </w:p>
     <w:p>
@@ -3308,21 +2247,7 @@
         <w:rPr>
           <w:lang w:val="ru-BY"/>
         </w:rPr>
-        <w:t>x (</w:t>
-      </w:r>
-      <w:proofErr w:type="spellStart"/>
-      <w:r>
-        <w:rPr>
-          <w:lang w:val="ru-BY"/>
-        </w:rPr>
-        <w:t>Puzzle</w:t>
-      </w:r>
-      <w:proofErr w:type="spellEnd"/>
-      <w:r>
-        <w:rPr>
-          <w:lang w:val="ru-BY"/>
-        </w:rPr>
-        <w:t>(x) → Label(x))</w:t>
+        <w:t>x (Puzzle(x) → Label(x))</w:t>
       </w:r>
     </w:p>
     <w:p>
@@ -3351,49 +2276,7 @@
         <w:rPr>
           <w:lang w:val="ru-BY"/>
         </w:rPr>
-        <w:t>x (</w:t>
-      </w:r>
-      <w:proofErr w:type="spellStart"/>
-      <w:r>
-        <w:rPr>
-          <w:lang w:val="ru-BY"/>
-        </w:rPr>
-        <w:t>Puzzle</w:t>
-      </w:r>
-      <w:proofErr w:type="spellEnd"/>
-      <w:r>
-        <w:rPr>
-          <w:lang w:val="ru-BY"/>
-        </w:rPr>
-        <w:t xml:space="preserve">(x) → </w:t>
-      </w:r>
-      <w:proofErr w:type="spellStart"/>
-      <w:r>
-        <w:rPr>
-          <w:lang w:val="ru-BY"/>
-        </w:rPr>
-        <w:t>Print_solution</w:t>
-      </w:r>
-      <w:proofErr w:type="spellEnd"/>
-      <w:r>
-        <w:rPr>
-          <w:lang w:val="ru-BY"/>
-        </w:rPr>
-        <w:t>(</w:t>
-      </w:r>
-      <w:proofErr w:type="spellStart"/>
-      <w:r>
-        <w:rPr>
-          <w:lang w:val="ru-BY"/>
-        </w:rPr>
-        <w:t>Rows</w:t>
-      </w:r>
-      <w:proofErr w:type="spellEnd"/>
-      <w:r>
-        <w:rPr>
-          <w:lang w:val="ru-BY"/>
-        </w:rPr>
-        <w:t>)))</w:t>
+        <w:t>x (Puzzle(x) → Print_solution(Rows)))</w:t>
       </w:r>
     </w:p>
     <w:p>
@@ -4109,19 +2992,19 @@
         <w:jc w:val="center"/>
         <w:rPr>
           <w:color w:val="000000"/>
-          <w:lang w:val="en-US"/>
+          <w:lang w:val="ru-BY"/>
         </w:rPr>
       </w:pPr>
       <w:r>
         <w:rPr>
           <w:color w:val="000000"/>
-          <w:lang w:val="en-US"/>
+          <w:lang w:val="ru-BY"/>
         </w:rPr>
         <w:drawing>
-          <wp:inline distT="0" distB="0" distL="0" distR="0" wp14:anchorId="5ECA1B32" wp14:editId="69F1B713">
-            <wp:extent cx="7648931" cy="6031066"/>
-            <wp:effectExtent l="8890" t="0" r="0" b="0"/>
-            <wp:docPr id="2108791404" name="Рисунок 1"/>
+          <wp:inline distT="0" distB="0" distL="0" distR="0" wp14:anchorId="0153DA11" wp14:editId="2C737BFD">
+            <wp:extent cx="8473860" cy="6078855"/>
+            <wp:effectExtent l="0" t="2858" r="953" b="952"/>
+            <wp:docPr id="501131384" name="Рисунок 2" descr="Изображение выглядит как текст, диаграмма, План, Технический чертеж&#10;&#10;Содержимое, созданное искусственным интеллектом, может быть неверным."/>
             <wp:cNvGraphicFramePr>
               <a:graphicFrameLocks xmlns:a="http://schemas.openxmlformats.org/drawingml/2006/main" noChangeAspect="1"/>
             </wp:cNvGraphicFramePr>
@@ -4129,23 +3012,36 @@
               <a:graphicData uri="http://schemas.openxmlformats.org/drawingml/2006/picture">
                 <pic:pic xmlns:pic="http://schemas.openxmlformats.org/drawingml/2006/picture">
                   <pic:nvPicPr>
-                    <pic:cNvPr id="2108791404" name=""/>
-                    <pic:cNvPicPr/>
+                    <pic:cNvPr id="501131384" name="Рисунок 2" descr="Изображение выглядит как текст, диаграмма, План, Технический чертеж&#10;&#10;Содержимое, созданное искусственным интеллектом, может быть неверным."/>
+                    <pic:cNvPicPr>
+                      <a:picLocks noChangeAspect="1" noChangeArrowheads="1"/>
+                    </pic:cNvPicPr>
                   </pic:nvPicPr>
                   <pic:blipFill>
-                    <a:blip r:embed="rId7"/>
+                    <a:blip r:embed="rId7">
+                      <a:extLst>
+                        <a:ext uri="{28A0092B-C50C-407E-A947-70E740481C1C}">
+                          <a14:useLocalDpi xmlns:a14="http://schemas.microsoft.com/office/drawing/2010/main" val="0"/>
+                        </a:ext>
+                      </a:extLst>
+                    </a:blip>
+                    <a:srcRect/>
                     <a:stretch>
                       <a:fillRect/>
                     </a:stretch>
                   </pic:blipFill>
-                  <pic:spPr>
+                  <pic:spPr bwMode="auto">
                     <a:xfrm rot="5400000">
                       <a:off x="0" y="0"/>
-                      <a:ext cx="7665451" cy="6044092"/>
+                      <a:ext cx="8625939" cy="6187951"/>
                     </a:xfrm>
                     <a:prstGeom prst="rect">
                       <a:avLst/>
                     </a:prstGeom>
+                    <a:noFill/>
+                    <a:ln>
+                      <a:noFill/>
+                    </a:ln>
                   </pic:spPr>
                 </pic:pic>
               </a:graphicData>
@@ -4157,6 +3053,15 @@
     <w:p>
       <w:pPr>
         <w:jc w:val="center"/>
+        <w:rPr>
+          <w:color w:val="000000"/>
+          <w:lang w:val="en-US"/>
+        </w:rPr>
+      </w:pPr>
+    </w:p>
+    <w:p>
+      <w:pPr>
+        <w:jc w:val="center"/>
       </w:pPr>
       <w:r>
         <w:t>Рис. 2 – Дерево вывода</w:t>
@@ -4213,7 +3118,6 @@
           <w:sz w:val="28"/>
           <w:szCs w:val="28"/>
         </w:rPr>
-        <w:lastRenderedPageBreak/>
         <w:t>Листинг программы:</w:t>
       </w:r>
     </w:p>
@@ -4924,7 +3828,6 @@
           <w:sz w:val="28"/>
           <w:szCs w:val="28"/>
         </w:rPr>
-        <w:lastRenderedPageBreak/>
         <w:t>Список литературы:</w:t>
       </w:r>
     </w:p>
@@ -4947,21 +3850,7 @@
         <w:rPr>
           <w:color w:val="000000"/>
         </w:rPr>
-        <w:t xml:space="preserve">1. Логические основы интеллектуальных систем. Практикум: учебно-методическое пособие / В. В. Голенков, В. П. </w:t>
-      </w:r>
-      <w:proofErr w:type="spellStart"/>
-      <w:r>
-        <w:rPr>
-          <w:color w:val="000000"/>
-        </w:rPr>
-        <w:t>Ивашенко</w:t>
-      </w:r>
-      <w:proofErr w:type="spellEnd"/>
-      <w:r>
-        <w:rPr>
-          <w:color w:val="000000"/>
-        </w:rPr>
-        <w:t xml:space="preserve">, Д. Г. Колб, К. А. Уваров. – Минск: БГУИР, 2011. </w:t>
+        <w:t xml:space="preserve">1. Логические основы интеллектуальных систем. Практикум: учебно-методическое пособие / В. В. Голенков, В. П. Ивашенко, Д. Г. Колб, К. А. Уваров. – Минск: БГУИР, 2011. </w:t>
       </w:r>
     </w:p>
     <w:p>
@@ -6425,7 +5314,6 @@
   <w:style w:type="character" w:default="1" w:styleId="a0">
     <w:name w:val="Default Paragraph Font"/>
     <w:uiPriority w:val="1"/>
-    <w:semiHidden/>
     <w:unhideWhenUsed/>
   </w:style>
   <w:style w:type="table" w:default="1" w:styleId="a1">
